--- a/Documentacion/Final/Viernes-01/Pruebas.docx
+++ b/Documentacion/Final/Viernes-01/Pruebas.docx
@@ -41,10 +41,16 @@
         <w:pStyle w:val="Ttulo3"/>
       </w:pPr>
       <w:r>
+        <w:t xml:space="preserve">- </w:t>
+      </w:r>
+      <w:r>
         <w:t>Para servidor FOG (su capacidad DHCP):</w:t>
       </w:r>
     </w:p>
     <w:p>
+      <w:pPr>
+        <w:pStyle w:val="Ttulo3"/>
+      </w:pPr>
       <w:r>
         <w:t xml:space="preserve">Equipos Legacy BIOS y UEFI BIOS. </w:t>
       </w:r>
@@ -61,13 +67,31 @@
       </w:r>
     </w:p>
     <w:p>
-      <w:r>
-        <w:rPr>
-          <w:b/>
-          <w:bCs/>
-        </w:rPr>
-        <w:t>dhcp-lease-list --parsable</w:t>
-      </w:r>
+      <w:proofErr w:type="spellStart"/>
+      <w:r>
+        <w:rPr>
+          <w:b/>
+          <w:bCs/>
+        </w:rPr>
+        <w:t>dhcp-lease-list</w:t>
+      </w:r>
+      <w:proofErr w:type="spellEnd"/>
+      <w:r>
+        <w:rPr>
+          <w:b/>
+          <w:bCs/>
+        </w:rPr>
+        <w:t xml:space="preserve"> --</w:t>
+      </w:r>
+      <w:proofErr w:type="spellStart"/>
+      <w:r>
+        <w:rPr>
+          <w:b/>
+          <w:bCs/>
+        </w:rPr>
+        <w:t>parsable</w:t>
+      </w:r>
+      <w:proofErr w:type="spellEnd"/>
     </w:p>
     <w:p>
       <w:r>
@@ -76,15 +100,299 @@
     </w:p>
     <w:p>
       <w:pPr>
+        <w:rPr>
+          <w:b/>
+          <w:bCs/>
+        </w:rPr>
+      </w:pPr>
+      <w:r>
+        <w:rPr>
+          <w:b/>
+          <w:bCs/>
+        </w:rPr>
+        <w:t>FOG - Arranque Legacy BIOS - DHCP y Acceso a Internet.mp4</w:t>
+      </w:r>
+    </w:p>
+    <w:p>
+      <w:pPr>
+        <w:rPr>
+          <w:b/>
+          <w:bCs/>
+        </w:rPr>
+      </w:pPr>
+      <w:r>
+        <w:rPr>
+          <w:b/>
+          <w:bCs/>
+        </w:rPr>
+        <w:t>FOG - Arranque UEFI BIOS - DHCP y Acceso a Internet.mp4</w:t>
+      </w:r>
+    </w:p>
+    <w:p>
+      <w:pPr>
         <w:pStyle w:val="Ttulo3"/>
+        <w:numPr>
+          <w:ilvl w:val="0"/>
+          <w:numId w:val="5"/>
+        </w:numPr>
       </w:pPr>
       <w:r>
         <w:t xml:space="preserve">DNSMASQ: </w:t>
       </w:r>
     </w:p>
     <w:p>
-      <w:r>
-        <w:t>tail -f /var/log/syslog | grep dnsmasq-dhcp</w:t>
+      <w:proofErr w:type="spellStart"/>
+      <w:r>
+        <w:t>tail</w:t>
+      </w:r>
+      <w:proofErr w:type="spellEnd"/>
+      <w:r>
+        <w:t xml:space="preserve"> -f /</w:t>
+      </w:r>
+      <w:proofErr w:type="spellStart"/>
+      <w:r>
+        <w:t>var</w:t>
+      </w:r>
+      <w:proofErr w:type="spellEnd"/>
+      <w:r>
+        <w:t>/log/</w:t>
+      </w:r>
+      <w:proofErr w:type="spellStart"/>
+      <w:r>
+        <w:t>syslog</w:t>
+      </w:r>
+      <w:proofErr w:type="spellEnd"/>
+      <w:r>
+        <w:t xml:space="preserve"> | grep </w:t>
+      </w:r>
+      <w:proofErr w:type="spellStart"/>
+      <w:r>
+        <w:t>dnsmasq-dhcp</w:t>
+      </w:r>
+      <w:proofErr w:type="spellEnd"/>
+    </w:p>
+    <w:p>
+      <w:pPr>
+        <w:rPr>
+          <w:b/>
+          <w:bCs/>
+        </w:rPr>
+      </w:pPr>
+      <w:r>
+        <w:rPr>
+          <w:b/>
+          <w:bCs/>
+        </w:rPr>
+        <w:t>FOG - DNSMASQ.mp4</w:t>
+      </w:r>
+    </w:p>
+    <w:p>
+      <w:pPr>
+        <w:pStyle w:val="Ttulo3"/>
+        <w:numPr>
+          <w:ilvl w:val="0"/>
+          <w:numId w:val="5"/>
+        </w:numPr>
+      </w:pPr>
+      <w:r>
+        <w:t>Para R1-ubuntu:</w:t>
+      </w:r>
+    </w:p>
+    <w:p>
+      <w:proofErr w:type="spellStart"/>
+      <w:r>
+        <w:t>journalctl</w:t>
+      </w:r>
+      <w:proofErr w:type="spellEnd"/>
+      <w:r>
+        <w:t xml:space="preserve"> -u </w:t>
+      </w:r>
+      <w:proofErr w:type="spellStart"/>
+      <w:r>
+        <w:t>isc-dhcp-relay</w:t>
+      </w:r>
+      <w:proofErr w:type="spellEnd"/>
+      <w:r>
+        <w:t xml:space="preserve"> -r</w:t>
+      </w:r>
+    </w:p>
+    <w:p>
+      <w:pPr>
+        <w:rPr>
+          <w:b/>
+          <w:bCs/>
+        </w:rPr>
+      </w:pPr>
+      <w:r>
+        <w:rPr>
+          <w:b/>
+          <w:bCs/>
+        </w:rPr>
+        <w:t>R1-ubuntu - Relay.jpg</w:t>
+      </w:r>
+    </w:p>
+    <w:p>
+      <w:r>
+        <w:t>DHCP-Server</w:t>
+      </w:r>
+    </w:p>
+    <w:p>
+      <w:pPr>
+        <w:rPr>
+          <w:b/>
+          <w:bCs/>
+        </w:rPr>
+      </w:pPr>
+      <w:r>
+        <w:rPr>
+          <w:b/>
+          <w:bCs/>
+        </w:rPr>
+        <w:t>FOG - R1-ubuntu - DHCP Server y Menú Cliente.mp4</w:t>
+      </w:r>
+    </w:p>
+    <w:p>
+      <w:pPr>
+        <w:pStyle w:val="Ttulo3"/>
+        <w:numPr>
+          <w:ilvl w:val="0"/>
+          <w:numId w:val="5"/>
+        </w:numPr>
+      </w:pPr>
+      <w:proofErr w:type="spellStart"/>
+      <w:r>
+        <w:t>Mikrotik</w:t>
+      </w:r>
+      <w:proofErr w:type="spellEnd"/>
+    </w:p>
+    <w:p>
+      <w:r>
+        <w:t>Hazla de la interfaz web y ya está.</w:t>
+      </w:r>
+    </w:p>
+    <w:p>
+      <w:r>
+        <w:t>DHCP-</w:t>
+      </w:r>
+      <w:proofErr w:type="spellStart"/>
+      <w:r>
+        <w:t>Relay</w:t>
+      </w:r>
+      <w:proofErr w:type="spellEnd"/>
+    </w:p>
+    <w:p>
+      <w:pPr>
+        <w:rPr>
+          <w:b/>
+          <w:bCs/>
+        </w:rPr>
+      </w:pPr>
+      <w:r>
+        <w:rPr>
+          <w:b/>
+          <w:bCs/>
+        </w:rPr>
+        <w:t xml:space="preserve">FOG - </w:t>
+      </w:r>
+      <w:proofErr w:type="spellStart"/>
+      <w:r>
+        <w:rPr>
+          <w:b/>
+          <w:bCs/>
+        </w:rPr>
+        <w:t>Mikrotik</w:t>
+      </w:r>
+      <w:proofErr w:type="spellEnd"/>
+      <w:r>
+        <w:rPr>
+          <w:b/>
+          <w:bCs/>
+        </w:rPr>
+        <w:t xml:space="preserve"> - DHCP - Relay.mp4</w:t>
+      </w:r>
+    </w:p>
+    <w:p>
+      <w:r>
+        <w:t>DHCP-Server</w:t>
+      </w:r>
+    </w:p>
+    <w:p>
+      <w:pPr>
+        <w:rPr>
+          <w:b/>
+          <w:bCs/>
+        </w:rPr>
+      </w:pPr>
+      <w:r>
+        <w:rPr>
+          <w:b/>
+          <w:bCs/>
+        </w:rPr>
+        <w:t xml:space="preserve">FOG - </w:t>
+      </w:r>
+      <w:proofErr w:type="spellStart"/>
+      <w:r>
+        <w:rPr>
+          <w:b/>
+          <w:bCs/>
+        </w:rPr>
+        <w:t>Mikrotik</w:t>
+      </w:r>
+      <w:proofErr w:type="spellEnd"/>
+      <w:r>
+        <w:rPr>
+          <w:b/>
+          <w:bCs/>
+        </w:rPr>
+        <w:t xml:space="preserve"> DHCP Server.mp4</w:t>
+      </w:r>
+    </w:p>
+    <w:p>
+      <w:pPr>
+        <w:rPr>
+          <w:b/>
+          <w:bCs/>
+        </w:rPr>
+      </w:pPr>
+      <w:r>
+        <w:rPr>
+          <w:b/>
+          <w:bCs/>
+        </w:rPr>
+        <w:lastRenderedPageBreak/>
+        <w:t xml:space="preserve">FOG - </w:t>
+      </w:r>
+      <w:proofErr w:type="spellStart"/>
+      <w:r>
+        <w:rPr>
+          <w:b/>
+          <w:bCs/>
+        </w:rPr>
+        <w:t>Mikrotik</w:t>
+      </w:r>
+      <w:proofErr w:type="spellEnd"/>
+      <w:r>
+        <w:rPr>
+          <w:b/>
+          <w:bCs/>
+        </w:rPr>
+        <w:t xml:space="preserve"> DHCP Server - </w:t>
+      </w:r>
+      <w:proofErr w:type="spellStart"/>
+      <w:r>
+        <w:rPr>
+          <w:b/>
+          <w:bCs/>
+        </w:rPr>
+        <w:t>Menu</w:t>
+      </w:r>
+      <w:proofErr w:type="spellEnd"/>
+      <w:r>
+        <w:rPr>
+          <w:b/>
+          <w:bCs/>
+        </w:rPr>
+        <w:t xml:space="preserve"> Cliente.mp4</w:t>
       </w:r>
     </w:p>
     <w:p/>
@@ -93,43 +401,6 @@
         <w:pStyle w:val="Ttulo3"/>
       </w:pPr>
       <w:r>
-        <w:t>Para R1-ubuntu:</w:t>
-      </w:r>
-    </w:p>
-    <w:p>
-      <w:r>
-        <w:t>journalctl -u isc-dhcp-relay -r</w:t>
-      </w:r>
-    </w:p>
-    <w:p/>
-    <w:p>
-      <w:pPr>
-        <w:pStyle w:val="Ttulo3"/>
-      </w:pPr>
-      <w:r>
-        <w:t>Mikrotik</w:t>
-      </w:r>
-    </w:p>
-    <w:p>
-      <w:r>
-        <w:t>Hazla de la interfaz web y ya está.</w:t>
-      </w:r>
-    </w:p>
-    <w:p>
-      <w:r>
-        <w:t>DHCP-Relay</w:t>
-      </w:r>
-    </w:p>
-    <w:p>
-      <w:r>
-        <w:t>DHCP-Server</w:t>
-      </w:r>
-    </w:p>
-    <w:p>
-      <w:pPr>
-        <w:pStyle w:val="Ttulo3"/>
-      </w:pPr>
-      <w:r>
         <w:t>Servicios</w:t>
       </w:r>
     </w:p>
@@ -145,14 +416,18 @@
       </w:r>
     </w:p>
     <w:p>
-      <w:r>
-        <w:t>D:\2º_ASIR\Proyecto\0_FOG\Capturas y Videos\04_IMAGING</w:t>
-      </w:r>
-      <w:r>
-        <w:t>\</w:t>
-      </w:r>
-      <w:r>
-        <w:t>Captura de Imagen.mp4</w:t>
+      <w:pPr>
+        <w:rPr>
+          <w:b/>
+          <w:bCs/>
+        </w:rPr>
+      </w:pPr>
+      <w:r>
+        <w:rPr>
+          <w:b/>
+          <w:bCs/>
+        </w:rPr>
+        <w:t>D:\2º_ASIR\Proyecto\0_FOG\Capturas y Videos\04_IMAGING\Captura de Imagen.mp4</w:t>
       </w:r>
     </w:p>
     <w:p>
@@ -163,32 +438,123 @@
         <w:t xml:space="preserve"> </w:t>
       </w:r>
       <w:r>
-        <w:t>Despliegue Unicast.</w:t>
-      </w:r>
-    </w:p>
-    <w:p>
-      <w:r>
+        <w:t xml:space="preserve">Despliegue </w:t>
+      </w:r>
+      <w:proofErr w:type="spellStart"/>
+      <w:r>
+        <w:t>Unicast</w:t>
+      </w:r>
+      <w:proofErr w:type="spellEnd"/>
+      <w:r>
+        <w:t>.</w:t>
+      </w:r>
+    </w:p>
+    <w:p>
+      <w:pPr>
+        <w:rPr>
+          <w:b/>
+          <w:bCs/>
+        </w:rPr>
+      </w:pPr>
+      <w:r>
+        <w:rPr>
+          <w:b/>
+          <w:bCs/>
+        </w:rPr>
         <w:t>D:\2º_ASIR\Proyecto\0_FOG\Capturas y Videos\05_DEPLOYING</w:t>
       </w:r>
     </w:p>
     <w:p>
-      <w:r>
-        <w:t>Unicast Deployment.mp4</w:t>
-      </w:r>
-    </w:p>
-    <w:p>
-      <w:r>
-        <w:lastRenderedPageBreak/>
-        <w:t>Quick Deploy Image.mp4</w:t>
-      </w:r>
-    </w:p>
-    <w:p>
-      <w:r>
-        <w:t>Deploying after full registration.mp4</w:t>
-      </w:r>
-    </w:p>
-    <w:p>
-      <w:r>
+      <w:pPr>
+        <w:rPr>
+          <w:b/>
+          <w:bCs/>
+        </w:rPr>
+      </w:pPr>
+      <w:proofErr w:type="spellStart"/>
+      <w:r>
+        <w:rPr>
+          <w:b/>
+          <w:bCs/>
+        </w:rPr>
+        <w:t>Unicast</w:t>
+      </w:r>
+      <w:proofErr w:type="spellEnd"/>
+      <w:r>
+        <w:rPr>
+          <w:b/>
+          <w:bCs/>
+        </w:rPr>
+        <w:t xml:space="preserve"> Deployment.mp4</w:t>
+      </w:r>
+    </w:p>
+    <w:p>
+      <w:pPr>
+        <w:rPr>
+          <w:b/>
+          <w:bCs/>
+        </w:rPr>
+      </w:pPr>
+      <w:r>
+        <w:rPr>
+          <w:b/>
+          <w:bCs/>
+        </w:rPr>
+        <w:t xml:space="preserve">Quick </w:t>
+      </w:r>
+      <w:proofErr w:type="spellStart"/>
+      <w:r>
+        <w:rPr>
+          <w:b/>
+          <w:bCs/>
+        </w:rPr>
+        <w:t>Deploy</w:t>
+      </w:r>
+      <w:proofErr w:type="spellEnd"/>
+      <w:r>
+        <w:rPr>
+          <w:b/>
+          <w:bCs/>
+        </w:rPr>
+        <w:t xml:space="preserve"> Image.mp4</w:t>
+      </w:r>
+    </w:p>
+    <w:p>
+      <w:pPr>
+        <w:rPr>
+          <w:b/>
+          <w:bCs/>
+        </w:rPr>
+      </w:pPr>
+      <w:proofErr w:type="spellStart"/>
+      <w:r>
+        <w:rPr>
+          <w:b/>
+          <w:bCs/>
+        </w:rPr>
+        <w:t>Deploying</w:t>
+      </w:r>
+      <w:proofErr w:type="spellEnd"/>
+      <w:r>
+        <w:rPr>
+          <w:b/>
+          <w:bCs/>
+        </w:rPr>
+        <w:t xml:space="preserve"> after full registration.mp4</w:t>
+      </w:r>
+    </w:p>
+    <w:p>
+      <w:pPr>
+        <w:rPr>
+          <w:b/>
+          <w:bCs/>
+        </w:rPr>
+      </w:pPr>
+      <w:r>
+        <w:rPr>
+          <w:b/>
+          <w:bCs/>
+        </w:rPr>
         <w:t>Unicast-Group.mp4</w:t>
       </w:r>
     </w:p>
@@ -196,17 +562,42 @@
       <w:pPr>
         <w:pStyle w:val="Ttulo4"/>
       </w:pPr>
-      <w:r>
-        <w:t>Multicast:</w:t>
-      </w:r>
-    </w:p>
-    <w:p>
-      <w:r>
+      <w:proofErr w:type="spellStart"/>
+      <w:r>
+        <w:t>Multicast</w:t>
+      </w:r>
+      <w:proofErr w:type="spellEnd"/>
+      <w:r>
+        <w:t>:</w:t>
+      </w:r>
+    </w:p>
+    <w:p>
+      <w:pPr>
+        <w:rPr>
+          <w:b/>
+          <w:bCs/>
+        </w:rPr>
+      </w:pPr>
+      <w:r>
+        <w:rPr>
+          <w:b/>
+          <w:bCs/>
+        </w:rPr>
         <w:t>D:\2º_ASIR\Proyecto\0_FOG\Capturas y Videos\05_DEPLOYING</w:t>
       </w:r>
     </w:p>
     <w:p>
-      <w:r>
+      <w:pPr>
+        <w:rPr>
+          <w:b/>
+          <w:bCs/>
+        </w:rPr>
+      </w:pPr>
+      <w:r>
+        <w:rPr>
+          <w:b/>
+          <w:bCs/>
+        </w:rPr>
         <w:t>Multi-cast_mismo_bridge.mp4</w:t>
       </w:r>
     </w:p>
@@ -214,8 +605,13 @@
       <w:pPr>
         <w:pStyle w:val="Ttulo4"/>
       </w:pPr>
-      <w:r>
-        <w:t>Multicast enrutado (entre subredes)</w:t>
+      <w:proofErr w:type="spellStart"/>
+      <w:r>
+        <w:t>Multicast</w:t>
+      </w:r>
+      <w:proofErr w:type="spellEnd"/>
+      <w:r>
+        <w:t xml:space="preserve"> enrutado (entre subredes)</w:t>
       </w:r>
     </w:p>
     <w:tbl>
@@ -318,20 +714,62 @@
             <w:hideMark/>
           </w:tcPr>
           <w:p>
-            <w:r>
-              <w:t>Multicast atravesando R1-ubuntu con smcroute</w:t>
-            </w:r>
-          </w:p>
-        </w:tc>
-        <w:tc>
-          <w:tcPr>
-            <w:tcW w:w="0" w:type="auto"/>
-            <w:vAlign w:val="center"/>
-            <w:hideMark/>
-          </w:tcPr>
-          <w:p>
-            <w:r>
-              <w:t>Ilustraciones 62-67 (ip mroute show, tcpdump)</w:t>
+            <w:proofErr w:type="spellStart"/>
+            <w:r>
+              <w:t>Multicast</w:t>
+            </w:r>
+            <w:proofErr w:type="spellEnd"/>
+            <w:r>
+              <w:t xml:space="preserve"> atravesando R1-ubuntu con </w:t>
+            </w:r>
+            <w:proofErr w:type="spellStart"/>
+            <w:r>
+              <w:t>smcroute</w:t>
+            </w:r>
+            <w:proofErr w:type="spellEnd"/>
+          </w:p>
+        </w:tc>
+        <w:tc>
+          <w:tcPr>
+            <w:tcW w:w="0" w:type="auto"/>
+            <w:vAlign w:val="center"/>
+            <w:hideMark/>
+          </w:tcPr>
+          <w:p>
+            <w:r>
+              <w:t>Ilustraciones 62-67 (</w:t>
+            </w:r>
+            <w:proofErr w:type="spellStart"/>
+            <w:r>
+              <w:t>ip</w:t>
+            </w:r>
+            <w:proofErr w:type="spellEnd"/>
+            <w:r>
+              <w:t xml:space="preserve"> </w:t>
+            </w:r>
+            <w:proofErr w:type="spellStart"/>
+            <w:r>
+              <w:t>mroute</w:t>
+            </w:r>
+            <w:proofErr w:type="spellEnd"/>
+            <w:r>
+              <w:t xml:space="preserve"> </w:t>
+            </w:r>
+            <w:proofErr w:type="gramStart"/>
+            <w:r>
+              <w:t>show</w:t>
+            </w:r>
+            <w:proofErr w:type="gramEnd"/>
+            <w:r>
+              <w:t xml:space="preserve">, </w:t>
+            </w:r>
+            <w:proofErr w:type="spellStart"/>
+            <w:r>
+              <w:t>tcpdump</w:t>
+            </w:r>
+            <w:proofErr w:type="spellEnd"/>
+            <w:r>
+              <w:t>)</w:t>
             </w:r>
           </w:p>
         </w:tc>
@@ -365,20 +803,57 @@
             <w:hideMark/>
           </w:tcPr>
           <w:p>
-            <w:r>
-              <w:t>Multicast atravesando Mikrotik con IGMP Proxy</w:t>
-            </w:r>
-          </w:p>
-        </w:tc>
-        <w:tc>
-          <w:tcPr>
-            <w:tcW w:w="0" w:type="auto"/>
-            <w:vAlign w:val="center"/>
-            <w:hideMark/>
-          </w:tcPr>
-          <w:p>
-            <w:r>
-              <w:t>Ilustraciones 76-80 (sniffer, mfc print)</w:t>
+            <w:proofErr w:type="spellStart"/>
+            <w:r>
+              <w:t>Multicast</w:t>
+            </w:r>
+            <w:proofErr w:type="spellEnd"/>
+            <w:r>
+              <w:t xml:space="preserve"> atravesando </w:t>
+            </w:r>
+            <w:proofErr w:type="spellStart"/>
+            <w:r>
+              <w:t>Mikrotik</w:t>
+            </w:r>
+            <w:proofErr w:type="spellEnd"/>
+            <w:r>
+              <w:t xml:space="preserve"> con IGMP Proxy</w:t>
+            </w:r>
+          </w:p>
+        </w:tc>
+        <w:tc>
+          <w:tcPr>
+            <w:tcW w:w="0" w:type="auto"/>
+            <w:vAlign w:val="center"/>
+            <w:hideMark/>
+          </w:tcPr>
+          <w:p>
+            <w:r>
+              <w:t>Ilustraciones 76-80 (</w:t>
+            </w:r>
+            <w:proofErr w:type="spellStart"/>
+            <w:r>
+              <w:t>sniffer</w:t>
+            </w:r>
+            <w:proofErr w:type="spellEnd"/>
+            <w:r>
+              <w:t xml:space="preserve">, </w:t>
+            </w:r>
+            <w:proofErr w:type="spellStart"/>
+            <w:r>
+              <w:t>mfc</w:t>
+            </w:r>
+            <w:proofErr w:type="spellEnd"/>
+            <w:r>
+              <w:t xml:space="preserve"> </w:t>
+            </w:r>
+            <w:proofErr w:type="spellStart"/>
+            <w:r>
+              <w:t>print</w:t>
+            </w:r>
+            <w:proofErr w:type="spellEnd"/>
+            <w:r>
+              <w:t>)</w:t>
             </w:r>
           </w:p>
         </w:tc>
@@ -404,37 +879,106 @@
     </w:tbl>
     <w:p/>
     <w:p>
-      <w:r>
+      <w:pPr>
+        <w:rPr>
+          <w:b/>
+          <w:bCs/>
+        </w:rPr>
+      </w:pPr>
+      <w:r>
+        <w:rPr>
+          <w:b/>
+          <w:bCs/>
+        </w:rPr>
         <w:t>D:\2º_ASIR\Proyecto\0_FOG\Capturas y Videos\05_DEPLOYING</w:t>
       </w:r>
     </w:p>
     <w:p>
-      <w:r>
+      <w:pPr>
+        <w:rPr>
+          <w:b/>
+          <w:bCs/>
+        </w:rPr>
+      </w:pPr>
+      <w:r>
+        <w:rPr>
+          <w:b/>
+          <w:bCs/>
+        </w:rPr>
         <w:t>Multicast-Diferente_Subnet.mp4</w:t>
       </w:r>
     </w:p>
     <w:p>
-      <w:r>
-        <w:t>Multicast_diferente_subnet-FALLO-01 (1).mp4</w:t>
-      </w:r>
-      <w:r>
-        <w:t xml:space="preserve"> (NECESITA EDICIÓN O REHACERLO).</w:t>
-      </w:r>
-    </w:p>
-    <w:p>
-      <w:r>
+      <w:pPr>
+        <w:rPr>
+          <w:b/>
+          <w:bCs/>
+        </w:rPr>
+      </w:pPr>
+      <w:r>
+        <w:rPr>
+          <w:b/>
+          <w:bCs/>
+        </w:rPr>
+        <w:t>Multicast_diferente_subnet-FALLO-01 (1).mp4 (NECESITA EDICIÓN O REHACERLO).</w:t>
+      </w:r>
+    </w:p>
+    <w:p>
+      <w:pPr>
+        <w:rPr>
+          <w:b/>
+          <w:bCs/>
+        </w:rPr>
+      </w:pPr>
+      <w:r>
+        <w:rPr>
+          <w:b/>
+          <w:bCs/>
+        </w:rPr>
         <w:t>Multicast_diferente_subnet-FALLO-01 (2).mp4</w:t>
       </w:r>
     </w:p>
-    <w:p>
-      <w:r>
-        <w:t>WakeOnLAN:</w:t>
-      </w:r>
-    </w:p>
-    <w:p>
-      <w:r>
-        <w:t>R1-ubuntu, Mikrotik y JumpBox: instalar depicus</w:t>
-      </w:r>
+    <w:p/>
+    <w:p/>
+    <w:p>
+      <w:pPr>
+        <w:pStyle w:val="Ttulo3"/>
+      </w:pPr>
+      <w:proofErr w:type="spellStart"/>
+      <w:r>
+        <w:lastRenderedPageBreak/>
+        <w:t>WakeOnLAN</w:t>
+      </w:r>
+      <w:proofErr w:type="spellEnd"/>
+      <w:r>
+        <w:t>:</w:t>
+      </w:r>
+    </w:p>
+    <w:p>
+      <w:r>
+        <w:t xml:space="preserve">R1-ubuntu, </w:t>
+      </w:r>
+      <w:proofErr w:type="spellStart"/>
+      <w:r>
+        <w:t>Mikrotik</w:t>
+      </w:r>
+      <w:proofErr w:type="spellEnd"/>
+      <w:r>
+        <w:t xml:space="preserve"> y </w:t>
+      </w:r>
+      <w:proofErr w:type="spellStart"/>
+      <w:r>
+        <w:t>JumpBox</w:t>
+      </w:r>
+      <w:proofErr w:type="spellEnd"/>
+      <w:r>
+        <w:t xml:space="preserve">: instalar </w:t>
+      </w:r>
+      <w:proofErr w:type="spellStart"/>
+      <w:r>
+        <w:t>depicus</w:t>
+      </w:r>
+      <w:proofErr w:type="spellEnd"/>
     </w:p>
     <w:p>
       <w:hyperlink r:id="rId6" w:history="1">
@@ -445,6 +989,183 @@
           <w:t>https://www.depicus.com/wake-on-lan/wake-on-lan-monitor</w:t>
         </w:r>
       </w:hyperlink>
+    </w:p>
+    <w:p>
+      <w:pPr>
+        <w:rPr>
+          <w:b/>
+          <w:bCs/>
+        </w:rPr>
+      </w:pPr>
+      <w:r>
+        <w:rPr>
+          <w:b/>
+          <w:bCs/>
+        </w:rPr>
+        <w:t>FOG - R1-ubuntu - WOL - Depicus.mp4</w:t>
+      </w:r>
+    </w:p>
+    <w:p>
+      <w:pPr>
+        <w:rPr>
+          <w:b/>
+          <w:bCs/>
+        </w:rPr>
+      </w:pPr>
+      <w:r>
+        <w:rPr>
+          <w:b/>
+          <w:bCs/>
+        </w:rPr>
+        <w:t xml:space="preserve">FOG - </w:t>
+      </w:r>
+      <w:proofErr w:type="spellStart"/>
+      <w:r>
+        <w:rPr>
+          <w:b/>
+          <w:bCs/>
+        </w:rPr>
+        <w:t>Mikrotik</w:t>
+      </w:r>
+      <w:proofErr w:type="spellEnd"/>
+      <w:r>
+        <w:rPr>
+          <w:b/>
+          <w:bCs/>
+        </w:rPr>
+        <w:t xml:space="preserve"> WOL Propio.mp4</w:t>
+      </w:r>
+    </w:p>
+    <w:p>
+      <w:pPr>
+        <w:rPr>
+          <w:b/>
+          <w:bCs/>
+        </w:rPr>
+      </w:pPr>
+      <w:r>
+        <w:rPr>
+          <w:b/>
+          <w:bCs/>
+        </w:rPr>
+        <w:t xml:space="preserve">FOG - </w:t>
+      </w:r>
+      <w:proofErr w:type="spellStart"/>
+      <w:r>
+        <w:rPr>
+          <w:b/>
+          <w:bCs/>
+        </w:rPr>
+        <w:t>Mikrotik</w:t>
+      </w:r>
+      <w:proofErr w:type="spellEnd"/>
+      <w:r>
+        <w:rPr>
+          <w:b/>
+          <w:bCs/>
+        </w:rPr>
+        <w:t xml:space="preserve"> WOL Jump Box.mp4</w:t>
+      </w:r>
+    </w:p>
+    <w:p>
+      <w:r>
+        <w:t xml:space="preserve">Explicación de porque para </w:t>
+      </w:r>
+      <w:proofErr w:type="spellStart"/>
+      <w:r>
+        <w:t>Mikrotik</w:t>
+      </w:r>
+      <w:proofErr w:type="spellEnd"/>
+      <w:r>
+        <w:t xml:space="preserve"> debemos usar </w:t>
+      </w:r>
+      <w:proofErr w:type="spellStart"/>
+      <w:r>
+        <w:t>tcpdump</w:t>
+      </w:r>
+      <w:proofErr w:type="spellEnd"/>
+      <w:r>
+        <w:t xml:space="preserve"> en un contenedor:</w:t>
+      </w:r>
+    </w:p>
+    <w:p>
+      <w:hyperlink r:id="rId7" w:history="1">
+        <w:r>
+          <w:rPr>
+            <w:rStyle w:val="Hipervnculo"/>
+          </w:rPr>
+          <w:t>https://gemini.google.com/app/e4d27c6f7209a348</w:t>
+        </w:r>
+      </w:hyperlink>
+    </w:p>
+    <w:p>
+      <w:r>
+        <w:t xml:space="preserve">sudo </w:t>
+      </w:r>
+      <w:proofErr w:type="spellStart"/>
+      <w:r>
+        <w:t>tcpdump</w:t>
+      </w:r>
+      <w:proofErr w:type="spellEnd"/>
+      <w:r>
+        <w:t xml:space="preserve"> -i eth237 -n -</w:t>
+      </w:r>
+      <w:proofErr w:type="spellStart"/>
+      <w:r>
+        <w:t>vv</w:t>
+      </w:r>
+      <w:proofErr w:type="spellEnd"/>
+      <w:r>
+        <w:t xml:space="preserve"> -XX </w:t>
+      </w:r>
+      <w:proofErr w:type="spellStart"/>
+      <w:r>
+        <w:t>udp</w:t>
+      </w:r>
+      <w:proofErr w:type="spellEnd"/>
+      <w:r>
+        <w:t xml:space="preserve"> </w:t>
+      </w:r>
+      <w:proofErr w:type="spellStart"/>
+      <w:r>
+        <w:t>port</w:t>
+      </w:r>
+      <w:proofErr w:type="spellEnd"/>
+      <w:r>
+        <w:t xml:space="preserve"> 9 </w:t>
+      </w:r>
+      <w:proofErr w:type="spellStart"/>
+      <w:r>
+        <w:t>or</w:t>
+      </w:r>
+      <w:proofErr w:type="spellEnd"/>
+      <w:r>
+        <w:t xml:space="preserve"> </w:t>
+      </w:r>
+      <w:proofErr w:type="spellStart"/>
+      <w:r>
+        <w:t>port</w:t>
+      </w:r>
+      <w:proofErr w:type="spellEnd"/>
+      <w:r>
+        <w:t xml:space="preserve"> 7 </w:t>
+      </w:r>
+      <w:proofErr w:type="spellStart"/>
+      <w:r>
+        <w:t>or</w:t>
+      </w:r>
+      <w:proofErr w:type="spellEnd"/>
+      <w:r>
+        <w:t xml:space="preserve"> </w:t>
+      </w:r>
+      <w:proofErr w:type="spellStart"/>
+      <w:r>
+        <w:t>ether</w:t>
+      </w:r>
+      <w:proofErr w:type="spellEnd"/>
+      <w:r>
+        <w:t xml:space="preserve"> proto 0x0842</w:t>
+      </w:r>
     </w:p>
     <w:p>
       <w:r>
@@ -552,19 +1273,35 @@
           </w:tcPr>
           <w:p>
             <w:r>
-              <w:t>WOL desde FOG a otra subred usando R1-ubuntu (iptables TEE)</w:t>
-            </w:r>
-          </w:p>
-        </w:tc>
-        <w:tc>
-          <w:tcPr>
-            <w:tcW w:w="0" w:type="auto"/>
-            <w:vAlign w:val="center"/>
-            <w:hideMark/>
-          </w:tcPr>
-          <w:p>
-            <w:r>
-              <w:t>Ilustraciones 68-69 (tcpdump muestra paquetes cruzando)</w:t>
+              <w:t>WOL desde FOG a otra subred usando R1-ubuntu (</w:t>
+            </w:r>
+            <w:proofErr w:type="spellStart"/>
+            <w:r>
+              <w:t>iptables</w:t>
+            </w:r>
+            <w:proofErr w:type="spellEnd"/>
+            <w:r>
+              <w:t xml:space="preserve"> TEE)</w:t>
+            </w:r>
+          </w:p>
+        </w:tc>
+        <w:tc>
+          <w:tcPr>
+            <w:tcW w:w="0" w:type="auto"/>
+            <w:vAlign w:val="center"/>
+            <w:hideMark/>
+          </w:tcPr>
+          <w:p>
+            <w:r>
+              <w:t>Ilustraciones 68-69 (</w:t>
+            </w:r>
+            <w:proofErr w:type="spellStart"/>
+            <w:r>
+              <w:t>tcpdump</w:t>
+            </w:r>
+            <w:proofErr w:type="spellEnd"/>
+            <w:r>
+              <w:t xml:space="preserve"> muestra paquetes cruzando)</w:t>
             </w:r>
           </w:p>
         </w:tc>
@@ -599,8 +1336,15 @@
           </w:tcPr>
           <w:p>
             <w:r>
-              <w:lastRenderedPageBreak/>
-              <w:t>WOL usando Mikrotik como agente (script fog-wakeup-mikrotik.sh)</w:t>
+              <w:t xml:space="preserve">WOL usando </w:t>
+            </w:r>
+            <w:proofErr w:type="spellStart"/>
+            <w:r>
+              <w:t>Mikrotik</w:t>
+            </w:r>
+            <w:proofErr w:type="spellEnd"/>
+            <w:r>
+              <w:t xml:space="preserve"> como agente (script fog-wakeup-mikrotik.sh)</w:t>
             </w:r>
           </w:p>
         </w:tc>
@@ -647,7 +1391,15 @@
           </w:tcPr>
           <w:p>
             <w:r>
-              <w:t>WOL mediante Jump Box Linux (etherwake)</w:t>
+              <w:t>WOL mediante Jump Box Linux (</w:t>
+            </w:r>
+            <w:proofErr w:type="spellStart"/>
+            <w:r>
+              <w:t>etherwake</w:t>
+            </w:r>
+            <w:proofErr w:type="spellEnd"/>
+            <w:r>
+              <w:t>)</w:t>
             </w:r>
           </w:p>
         </w:tc>
@@ -851,7 +1603,15 @@
           </w:tcPr>
           <w:p>
             <w:r>
-              <w:t>Desde otra máquina de la red (no FOG) usar nmap -p- 10.2.7.5</w:t>
+              <w:t xml:space="preserve">Desde otra máquina de la red (no FOG) usar </w:t>
+            </w:r>
+            <w:proofErr w:type="spellStart"/>
+            <w:r>
+              <w:t>nmap</w:t>
+            </w:r>
+            <w:proofErr w:type="spellEnd"/>
+            <w:r>
+              <w:t xml:space="preserve"> -p- 10.2.7.5</w:t>
             </w:r>
           </w:p>
         </w:tc>
@@ -884,6 +1644,7 @@
                 <w:b/>
                 <w:bCs/>
               </w:rPr>
+              <w:lastRenderedPageBreak/>
               <w:t>P-08</w:t>
             </w:r>
           </w:p>
@@ -908,7 +1669,15 @@
           </w:tcPr>
           <w:p>
             <w:r>
-              <w:t>Intentar ssh cristobal@10.2.7.5 sin tener la llave privada</w:t>
+              <w:t xml:space="preserve">Intentar </w:t>
+            </w:r>
+            <w:proofErr w:type="spellStart"/>
+            <w:r>
+              <w:t>ssh</w:t>
+            </w:r>
+            <w:proofErr w:type="spellEnd"/>
+            <w:r>
+              <w:t xml:space="preserve"> cristobal@10.2.7.5 sin tener la llave privada</w:t>
             </w:r>
           </w:p>
         </w:tc>
@@ -964,20 +1733,41 @@
             <w:hideMark/>
           </w:tcPr>
           <w:p>
-            <w:r>
-              <w:t>mysql -u fogreader -h 10.2.7.5 -p desde otra máquina</w:t>
-            </w:r>
-          </w:p>
-        </w:tc>
-        <w:tc>
-          <w:tcPr>
-            <w:tcW w:w="0" w:type="auto"/>
-            <w:vAlign w:val="center"/>
-            <w:hideMark/>
-          </w:tcPr>
-          <w:p>
-            <w:r>
-              <w:t>Debe fallar (MariaDB solo escucha en localhost).</w:t>
+            <w:proofErr w:type="spellStart"/>
+            <w:r>
+              <w:t>mysql</w:t>
+            </w:r>
+            <w:proofErr w:type="spellEnd"/>
+            <w:r>
+              <w:t xml:space="preserve"> -u </w:t>
+            </w:r>
+            <w:proofErr w:type="spellStart"/>
+            <w:r>
+              <w:t>fogreader</w:t>
+            </w:r>
+            <w:proofErr w:type="spellEnd"/>
+            <w:r>
+              <w:t xml:space="preserve"> -h 10.2.7.5 -p desde otra máquina</w:t>
+            </w:r>
+          </w:p>
+        </w:tc>
+        <w:tc>
+          <w:tcPr>
+            <w:tcW w:w="0" w:type="auto"/>
+            <w:vAlign w:val="center"/>
+            <w:hideMark/>
+          </w:tcPr>
+          <w:p>
+            <w:r>
+              <w:t>Debe fallar (</w:t>
+            </w:r>
+            <w:proofErr w:type="spellStart"/>
+            <w:r>
+              <w:t>MariaDB</w:t>
+            </w:r>
+            <w:proofErr w:type="spellEnd"/>
+            <w:r>
+              <w:t xml:space="preserve"> solo escucha en localhost).</w:t>
             </w:r>
           </w:p>
         </w:tc>
@@ -991,13 +1781,62 @@
           <w:bCs/>
         </w:rPr>
       </w:pPr>
-    </w:p>
-    <w:p>
-      <w:pPr>
-        <w:rPr>
-          <w:b/>
-          <w:bCs/>
-        </w:rPr>
+      <w:r>
+        <w:rPr>
+          <w:b/>
+          <w:bCs/>
+        </w:rPr>
+        <w:t>FOG - NMAP.jpg</w:t>
+      </w:r>
+    </w:p>
+    <w:p>
+      <w:pPr>
+        <w:rPr>
+          <w:b/>
+          <w:bCs/>
+        </w:rPr>
+      </w:pPr>
+      <w:r>
+        <w:rPr>
+          <w:b/>
+          <w:bCs/>
+        </w:rPr>
+        <w:t>FOG - Intento acceso externo a MariaDB.jpg</w:t>
+      </w:r>
+    </w:p>
+    <w:p>
+      <w:pPr>
+        <w:rPr>
+          <w:b/>
+          <w:bCs/>
+        </w:rPr>
+      </w:pPr>
+      <w:r>
+        <w:rPr>
+          <w:b/>
+          <w:bCs/>
+        </w:rPr>
+        <w:t xml:space="preserve">FOG - Intento acceso externo a </w:t>
+      </w:r>
+      <w:proofErr w:type="spellStart"/>
+      <w:r>
+        <w:rPr>
+          <w:b/>
+          <w:bCs/>
+        </w:rPr>
+        <w:t>MariaDB</w:t>
+      </w:r>
+      <w:proofErr w:type="spellEnd"/>
+      <w:r>
+        <w:rPr>
+          <w:b/>
+          <w:bCs/>
+        </w:rPr>
+        <w:t xml:space="preserve"> - 02.jpg</w:t>
+      </w:r>
+    </w:p>
+    <w:p>
+      <w:pPr>
         <w:sectPr>
           <w:pgSz w:w="12240" w:h="15840"/>
           <w:pgMar w:top="1440" w:right="1440" w:bottom="1440" w:left="1440" w:header="708" w:footer="708" w:gutter="0"/>
@@ -1006,39 +1845,60 @@
         </w:sectPr>
       </w:pPr>
       <w:r>
-        <w:rPr>
-          <w:b/>
-          <w:bCs/>
-        </w:rPr>
-        <w:t>p-09: Usamos “</w:t>
-      </w:r>
-      <w:r>
-        <w:rPr>
-          <w:b/>
-          <w:bCs/>
-        </w:rPr>
-        <w:t>sudo tcpdump -i any port 3306 -nn</w:t>
-      </w:r>
-      <w:r>
-        <w:rPr>
-          <w:b/>
-          <w:bCs/>
-        </w:rPr>
-        <w:t xml:space="preserve">” desde FOG y  </w:t>
-      </w:r>
-      <w:r>
-        <w:rPr>
-          <w:b/>
-          <w:bCs/>
-        </w:rPr>
-        <w:t>mysql -u fogreader -h 10.2.7.5 -p</w:t>
-      </w:r>
-      <w:r>
-        <w:rPr>
-          <w:b/>
-          <w:bCs/>
-        </w:rPr>
-        <w:t xml:space="preserve"> desde otro equipo.</w:t>
+        <w:t xml:space="preserve">p-09: Usamos “sudo </w:t>
+      </w:r>
+      <w:proofErr w:type="spellStart"/>
+      <w:r>
+        <w:t>tcpdump</w:t>
+      </w:r>
+      <w:proofErr w:type="spellEnd"/>
+      <w:r>
+        <w:t xml:space="preserve"> -i </w:t>
+      </w:r>
+      <w:proofErr w:type="spellStart"/>
+      <w:r>
+        <w:t>any</w:t>
+      </w:r>
+      <w:proofErr w:type="spellEnd"/>
+      <w:r>
+        <w:t xml:space="preserve"> </w:t>
+      </w:r>
+      <w:proofErr w:type="spellStart"/>
+      <w:r>
+        <w:t>port</w:t>
+      </w:r>
+      <w:proofErr w:type="spellEnd"/>
+      <w:r>
+        <w:t xml:space="preserve"> 3306 -</w:t>
+      </w:r>
+      <w:proofErr w:type="spellStart"/>
+      <w:r>
+        <w:t>nn</w:t>
+      </w:r>
+      <w:proofErr w:type="spellEnd"/>
+      <w:r>
+        <w:t xml:space="preserve">” desde FOG </w:t>
+      </w:r>
+      <w:proofErr w:type="gramStart"/>
+      <w:r>
+        <w:t xml:space="preserve">y  </w:t>
+      </w:r>
+      <w:proofErr w:type="spellStart"/>
+      <w:r>
+        <w:t>mysql</w:t>
+      </w:r>
+      <w:proofErr w:type="spellEnd"/>
+      <w:proofErr w:type="gramEnd"/>
+      <w:r>
+        <w:t xml:space="preserve"> -u </w:t>
+      </w:r>
+      <w:proofErr w:type="spellStart"/>
+      <w:r>
+        <w:t>fogreader</w:t>
+      </w:r>
+      <w:proofErr w:type="spellEnd"/>
+      <w:r>
+        <w:t xml:space="preserve"> -h 10.2.7.5 -p desde otro equipo.</w:t>
       </w:r>
     </w:p>
     <w:p>
@@ -1054,7 +1914,39 @@
           <w:bCs/>
         </w:rPr>
         <w:lastRenderedPageBreak/>
-        <w:t>D. Pruebas de automatización post-despliegue (scripts y snapins)</w:t>
+        <w:t xml:space="preserve">D. Pruebas de automatización </w:t>
+      </w:r>
+      <w:proofErr w:type="spellStart"/>
+      <w:r>
+        <w:rPr>
+          <w:b/>
+          <w:bCs/>
+        </w:rPr>
+        <w:t>post-despliegue</w:t>
+      </w:r>
+      <w:proofErr w:type="spellEnd"/>
+      <w:r>
+        <w:rPr>
+          <w:b/>
+          <w:bCs/>
+        </w:rPr>
+        <w:t xml:space="preserve"> (scripts y </w:t>
+      </w:r>
+      <w:proofErr w:type="spellStart"/>
+      <w:r>
+        <w:rPr>
+          <w:b/>
+          <w:bCs/>
+        </w:rPr>
+        <w:t>snapins</w:t>
+      </w:r>
+      <w:proofErr w:type="spellEnd"/>
+      <w:r>
+        <w:rPr>
+          <w:b/>
+          <w:bCs/>
+        </w:rPr>
+        <w:t>)</w:t>
       </w:r>
     </w:p>
     <w:tbl>
@@ -1221,7 +2113,15 @@
           </w:tcPr>
           <w:p>
             <w:r>
-              <w:t>El archivo existe y contiene el nombre de host dinámico (&lt;ComputerName&gt; cambiado)</w:t>
+              <w:t>El archivo existe y contiene el nombre de host dinámico (&lt;</w:t>
+            </w:r>
+            <w:proofErr w:type="spellStart"/>
+            <w:r>
+              <w:t>ComputerName</w:t>
+            </w:r>
+            <w:proofErr w:type="spellEnd"/>
+            <w:r>
+              <w:t>&gt; cambiado)</w:t>
             </w:r>
           </w:p>
         </w:tc>
@@ -1254,8 +2154,13 @@
           </w:tcPr>
           <w:p>
             <w:r>
-              <w:t>Comprobación de FirstLogonCommands</w:t>
-            </w:r>
+              <w:t xml:space="preserve">Comprobación de </w:t>
+            </w:r>
+            <w:proofErr w:type="spellStart"/>
+            <w:r>
+              <w:t>FirstLogonCommands</w:t>
+            </w:r>
+            <w:proofErr w:type="spellEnd"/>
           </w:p>
         </w:tc>
         <w:tc>
@@ -1277,8 +2182,21 @@
             <w:hideMark/>
           </w:tcPr>
           <w:p>
-            <w:r>
-              <w:t>Get-Service FOGService debe mostrar "Running"</w:t>
+            <w:proofErr w:type="spellStart"/>
+            <w:r>
+              <w:t>Get</w:t>
+            </w:r>
+            <w:proofErr w:type="spellEnd"/>
+            <w:r>
+              <w:t xml:space="preserve">-Service </w:t>
+            </w:r>
+            <w:proofErr w:type="spellStart"/>
+            <w:r>
+              <w:t>FOGService</w:t>
+            </w:r>
+            <w:proofErr w:type="spellEnd"/>
+            <w:r>
+              <w:t xml:space="preserve"> debe mostrar "Running"</w:t>
             </w:r>
           </w:p>
         </w:tc>
@@ -1311,19 +2229,35 @@
           </w:tcPr>
           <w:p>
             <w:r>
-              <w:t>Ejecución de un Snapin manual (no durante despliegue)</w:t>
-            </w:r>
-          </w:p>
-        </w:tc>
-        <w:tc>
-          <w:tcPr>
-            <w:tcW w:w="0" w:type="auto"/>
-            <w:vAlign w:val="center"/>
-            <w:hideMark/>
-          </w:tcPr>
-          <w:p>
-            <w:r>
-              <w:t>Asignar un Snapin (ej. Notepad++) a un host ya existente, lanzar tarea desde web</w:t>
+              <w:t xml:space="preserve">Ejecución de un </w:t>
+            </w:r>
+            <w:proofErr w:type="spellStart"/>
+            <w:r>
+              <w:t>Snapin</w:t>
+            </w:r>
+            <w:proofErr w:type="spellEnd"/>
+            <w:r>
+              <w:t xml:space="preserve"> manual (no durante despliegue)</w:t>
+            </w:r>
+          </w:p>
+        </w:tc>
+        <w:tc>
+          <w:tcPr>
+            <w:tcW w:w="0" w:type="auto"/>
+            <w:vAlign w:val="center"/>
+            <w:hideMark/>
+          </w:tcPr>
+          <w:p>
+            <w:r>
+              <w:t xml:space="preserve">Asignar un </w:t>
+            </w:r>
+            <w:proofErr w:type="spellStart"/>
+            <w:r>
+              <w:t>Snapin</w:t>
+            </w:r>
+            <w:proofErr w:type="spellEnd"/>
+            <w:r>
+              <w:t xml:space="preserve"> (ej. Notepad++) a un host ya existente, lanzar tarea desde web</w:t>
             </w:r>
           </w:p>
         </w:tc>
@@ -1827,6 +2761,118 @@
       </w:rPr>
     </w:lvl>
   </w:abstractNum>
+  <w:abstractNum w:abstractNumId="4" w15:restartNumberingAfterBreak="0">
+    <w:nsid w:val="53082A56"/>
+    <w:multiLevelType w:val="hybridMultilevel"/>
+    <w:tmpl w:val="68FE621A"/>
+    <w:lvl w:ilvl="0" w:tplc="B844ADFE">
+      <w:numFmt w:val="bullet"/>
+      <w:lvlText w:val="-"/>
+      <w:lvlJc w:val="left"/>
+      <w:pPr>
+        <w:ind w:left="720" w:hanging="360"/>
+      </w:pPr>
+      <w:rPr>
+        <w:rFonts w:ascii="Aptos" w:eastAsiaTheme="majorEastAsia" w:hAnsi="Aptos" w:cstheme="majorBidi" w:hint="default"/>
+      </w:rPr>
+    </w:lvl>
+    <w:lvl w:ilvl="1" w:tplc="0C0A0003" w:tentative="1">
+      <w:start w:val="1"/>
+      <w:numFmt w:val="bullet"/>
+      <w:lvlText w:val="o"/>
+      <w:lvlJc w:val="left"/>
+      <w:pPr>
+        <w:ind w:left="1440" w:hanging="360"/>
+      </w:pPr>
+      <w:rPr>
+        <w:rFonts w:ascii="Courier New" w:hAnsi="Courier New" w:cs="Courier New" w:hint="default"/>
+      </w:rPr>
+    </w:lvl>
+    <w:lvl w:ilvl="2" w:tplc="0C0A0005" w:tentative="1">
+      <w:start w:val="1"/>
+      <w:numFmt w:val="bullet"/>
+      <w:lvlText w:val=""/>
+      <w:lvlJc w:val="left"/>
+      <w:pPr>
+        <w:ind w:left="2160" w:hanging="360"/>
+      </w:pPr>
+      <w:rPr>
+        <w:rFonts w:ascii="Wingdings" w:hAnsi="Wingdings" w:hint="default"/>
+      </w:rPr>
+    </w:lvl>
+    <w:lvl w:ilvl="3" w:tplc="0C0A0001" w:tentative="1">
+      <w:start w:val="1"/>
+      <w:numFmt w:val="bullet"/>
+      <w:lvlText w:val=""/>
+      <w:lvlJc w:val="left"/>
+      <w:pPr>
+        <w:ind w:left="2880" w:hanging="360"/>
+      </w:pPr>
+      <w:rPr>
+        <w:rFonts w:ascii="Symbol" w:hAnsi="Symbol" w:hint="default"/>
+      </w:rPr>
+    </w:lvl>
+    <w:lvl w:ilvl="4" w:tplc="0C0A0003" w:tentative="1">
+      <w:start w:val="1"/>
+      <w:numFmt w:val="bullet"/>
+      <w:lvlText w:val="o"/>
+      <w:lvlJc w:val="left"/>
+      <w:pPr>
+        <w:ind w:left="3600" w:hanging="360"/>
+      </w:pPr>
+      <w:rPr>
+        <w:rFonts w:ascii="Courier New" w:hAnsi="Courier New" w:cs="Courier New" w:hint="default"/>
+      </w:rPr>
+    </w:lvl>
+    <w:lvl w:ilvl="5" w:tplc="0C0A0005" w:tentative="1">
+      <w:start w:val="1"/>
+      <w:numFmt w:val="bullet"/>
+      <w:lvlText w:val=""/>
+      <w:lvlJc w:val="left"/>
+      <w:pPr>
+        <w:ind w:left="4320" w:hanging="360"/>
+      </w:pPr>
+      <w:rPr>
+        <w:rFonts w:ascii="Wingdings" w:hAnsi="Wingdings" w:hint="default"/>
+      </w:rPr>
+    </w:lvl>
+    <w:lvl w:ilvl="6" w:tplc="0C0A0001" w:tentative="1">
+      <w:start w:val="1"/>
+      <w:numFmt w:val="bullet"/>
+      <w:lvlText w:val=""/>
+      <w:lvlJc w:val="left"/>
+      <w:pPr>
+        <w:ind w:left="5040" w:hanging="360"/>
+      </w:pPr>
+      <w:rPr>
+        <w:rFonts w:ascii="Symbol" w:hAnsi="Symbol" w:hint="default"/>
+      </w:rPr>
+    </w:lvl>
+    <w:lvl w:ilvl="7" w:tplc="0C0A0003" w:tentative="1">
+      <w:start w:val="1"/>
+      <w:numFmt w:val="bullet"/>
+      <w:lvlText w:val="o"/>
+      <w:lvlJc w:val="left"/>
+      <w:pPr>
+        <w:ind w:left="5760" w:hanging="360"/>
+      </w:pPr>
+      <w:rPr>
+        <w:rFonts w:ascii="Courier New" w:hAnsi="Courier New" w:cs="Courier New" w:hint="default"/>
+      </w:rPr>
+    </w:lvl>
+    <w:lvl w:ilvl="8" w:tplc="0C0A0005" w:tentative="1">
+      <w:start w:val="1"/>
+      <w:numFmt w:val="bullet"/>
+      <w:lvlText w:val=""/>
+      <w:lvlJc w:val="left"/>
+      <w:pPr>
+        <w:ind w:left="6480" w:hanging="360"/>
+      </w:pPr>
+      <w:rPr>
+        <w:rFonts w:ascii="Wingdings" w:hAnsi="Wingdings" w:hint="default"/>
+      </w:rPr>
+    </w:lvl>
+  </w:abstractNum>
   <w:num w:numId="1" w16cid:durableId="1314916593">
     <w:abstractNumId w:val="0"/>
   </w:num>
@@ -1838,6 +2884,9 @@
   </w:num>
   <w:num w:numId="4" w16cid:durableId="1123572283">
     <w:abstractNumId w:val="2"/>
+  </w:num>
+  <w:num w:numId="5" w16cid:durableId="321661746">
+    <w:abstractNumId w:val="4"/>
   </w:num>
 </w:numbering>
 </file>
@@ -2445,6 +3494,7 @@
   <w:style w:type="character" w:default="1" w:styleId="Fuentedeprrafopredeter">
     <w:name w:val="Default Paragraph Font"/>
     <w:uiPriority w:val="1"/>
+    <w:semiHidden/>
     <w:unhideWhenUsed/>
   </w:style>
   <w:style w:type="table" w:default="1" w:styleId="Tablanormal">

--- a/Documentacion/Final/Viernes-01/Pruebas.docx
+++ b/Documentacion/Final/Viernes-01/Pruebas.docx
@@ -67,31 +67,13 @@
       </w:r>
     </w:p>
     <w:p>
-      <w:proofErr w:type="spellStart"/>
-      <w:r>
-        <w:rPr>
-          <w:b/>
-          <w:bCs/>
-        </w:rPr>
-        <w:t>dhcp-lease-list</w:t>
-      </w:r>
-      <w:proofErr w:type="spellEnd"/>
-      <w:r>
-        <w:rPr>
-          <w:b/>
-          <w:bCs/>
-        </w:rPr>
-        <w:t xml:space="preserve"> --</w:t>
-      </w:r>
-      <w:proofErr w:type="spellStart"/>
-      <w:r>
-        <w:rPr>
-          <w:b/>
-          <w:bCs/>
-        </w:rPr>
-        <w:t>parsable</w:t>
-      </w:r>
-      <w:proofErr w:type="spellEnd"/>
+      <w:r>
+        <w:rPr>
+          <w:b/>
+          <w:bCs/>
+        </w:rPr>
+        <w:t>dhcp-lease-list --parsable</w:t>
+      </w:r>
     </w:p>
     <w:p>
       <w:r>
@@ -141,35 +123,9 @@
       </w:r>
     </w:p>
     <w:p>
-      <w:proofErr w:type="spellStart"/>
-      <w:r>
-        <w:t>tail</w:t>
-      </w:r>
-      <w:proofErr w:type="spellEnd"/>
-      <w:r>
-        <w:t xml:space="preserve"> -f /</w:t>
-      </w:r>
-      <w:proofErr w:type="spellStart"/>
-      <w:r>
-        <w:t>var</w:t>
-      </w:r>
-      <w:proofErr w:type="spellEnd"/>
-      <w:r>
-        <w:t>/log/</w:t>
-      </w:r>
-      <w:proofErr w:type="spellStart"/>
-      <w:r>
-        <w:t>syslog</w:t>
-      </w:r>
-      <w:proofErr w:type="spellEnd"/>
-      <w:r>
-        <w:t xml:space="preserve"> | grep </w:t>
-      </w:r>
-      <w:proofErr w:type="spellStart"/>
-      <w:r>
-        <w:t>dnsmasq-dhcp</w:t>
-      </w:r>
-      <w:proofErr w:type="spellEnd"/>
+      <w:r>
+        <w:t>tail -f /var/log/syslog | grep dnsmasq-dhcp</w:t>
+      </w:r>
     </w:p>
     <w:p>
       <w:pPr>
@@ -199,21 +155,8 @@
       </w:r>
     </w:p>
     <w:p>
-      <w:proofErr w:type="spellStart"/>
-      <w:r>
-        <w:t>journalctl</w:t>
-      </w:r>
-      <w:proofErr w:type="spellEnd"/>
-      <w:r>
-        <w:t xml:space="preserve"> -u </w:t>
-      </w:r>
-      <w:proofErr w:type="spellStart"/>
-      <w:r>
-        <w:t>isc-dhcp-relay</w:t>
-      </w:r>
-      <w:proofErr w:type="spellEnd"/>
-      <w:r>
-        <w:t xml:space="preserve"> -r</w:t>
+      <w:r>
+        <w:t>journalctl -u isc-dhcp-relay -r</w:t>
       </w:r>
     </w:p>
     <w:p>
@@ -259,11 +202,9 @@
           <w:numId w:val="5"/>
         </w:numPr>
       </w:pPr>
-      <w:proofErr w:type="spellStart"/>
       <w:r>
         <w:t>Mikrotik</w:t>
       </w:r>
-      <w:proofErr w:type="spellEnd"/>
     </w:p>
     <w:p>
       <w:r>
@@ -272,43 +213,22 @@
     </w:p>
     <w:p>
       <w:r>
-        <w:t>DHCP-</w:t>
-      </w:r>
-      <w:proofErr w:type="spellStart"/>
-      <w:r>
-        <w:t>Relay</w:t>
-      </w:r>
-      <w:proofErr w:type="spellEnd"/>
-    </w:p>
-    <w:p>
-      <w:pPr>
-        <w:rPr>
-          <w:b/>
-          <w:bCs/>
-        </w:rPr>
-      </w:pPr>
-      <w:r>
-        <w:rPr>
-          <w:b/>
-          <w:bCs/>
-        </w:rPr>
-        <w:t xml:space="preserve">FOG - </w:t>
-      </w:r>
-      <w:proofErr w:type="spellStart"/>
-      <w:r>
-        <w:rPr>
-          <w:b/>
-          <w:bCs/>
-        </w:rPr>
-        <w:t>Mikrotik</w:t>
-      </w:r>
-      <w:proofErr w:type="spellEnd"/>
-      <w:r>
-        <w:rPr>
-          <w:b/>
-          <w:bCs/>
-        </w:rPr>
-        <w:t xml:space="preserve"> - DHCP - Relay.mp4</w:t>
+        <w:t>DHCP-Relay</w:t>
+      </w:r>
+    </w:p>
+    <w:p>
+      <w:pPr>
+        <w:rPr>
+          <w:b/>
+          <w:bCs/>
+        </w:rPr>
+      </w:pPr>
+      <w:r>
+        <w:rPr>
+          <w:b/>
+          <w:bCs/>
+        </w:rPr>
+        <w:t>FOG - Mikrotik - DHCP - Relay.mp4</w:t>
       </w:r>
     </w:p>
     <w:p>
@@ -328,23 +248,7 @@
           <w:b/>
           <w:bCs/>
         </w:rPr>
-        <w:t xml:space="preserve">FOG - </w:t>
-      </w:r>
-      <w:proofErr w:type="spellStart"/>
-      <w:r>
-        <w:rPr>
-          <w:b/>
-          <w:bCs/>
-        </w:rPr>
-        <w:t>Mikrotik</w:t>
-      </w:r>
-      <w:proofErr w:type="spellEnd"/>
-      <w:r>
-        <w:rPr>
-          <w:b/>
-          <w:bCs/>
-        </w:rPr>
-        <w:t xml:space="preserve"> DHCP Server.mp4</w:t>
+        <w:t>FOG - Mikrotik DHCP Server.mp4</w:t>
       </w:r>
     </w:p>
     <w:p>
@@ -360,39 +264,7 @@
           <w:bCs/>
         </w:rPr>
         <w:lastRenderedPageBreak/>
-        <w:t xml:space="preserve">FOG - </w:t>
-      </w:r>
-      <w:proofErr w:type="spellStart"/>
-      <w:r>
-        <w:rPr>
-          <w:b/>
-          <w:bCs/>
-        </w:rPr>
-        <w:t>Mikrotik</w:t>
-      </w:r>
-      <w:proofErr w:type="spellEnd"/>
-      <w:r>
-        <w:rPr>
-          <w:b/>
-          <w:bCs/>
-        </w:rPr>
-        <w:t xml:space="preserve"> DHCP Server - </w:t>
-      </w:r>
-      <w:proofErr w:type="spellStart"/>
-      <w:r>
-        <w:rPr>
-          <w:b/>
-          <w:bCs/>
-        </w:rPr>
-        <w:t>Menu</w:t>
-      </w:r>
-      <w:proofErr w:type="spellEnd"/>
-      <w:r>
-        <w:rPr>
-          <w:b/>
-          <w:bCs/>
-        </w:rPr>
-        <w:t xml:space="preserve"> Cliente.mp4</w:t>
+        <w:t>FOG - Mikrotik DHCP Server - Menu Cliente.mp4</w:t>
       </w:r>
     </w:p>
     <w:p/>
@@ -438,15 +310,7 @@
         <w:t xml:space="preserve"> </w:t>
       </w:r>
       <w:r>
-        <w:t xml:space="preserve">Despliegue </w:t>
-      </w:r>
-      <w:proofErr w:type="spellStart"/>
-      <w:r>
-        <w:t>Unicast</w:t>
-      </w:r>
-      <w:proofErr w:type="spellEnd"/>
-      <w:r>
-        <w:t>.</w:t>
+        <w:t>Despliegue Unicast.</w:t>
       </w:r>
     </w:p>
     <w:p>
@@ -471,76 +335,42 @@
           <w:bCs/>
         </w:rPr>
       </w:pPr>
-      <w:proofErr w:type="spellStart"/>
-      <w:r>
-        <w:rPr>
-          <w:b/>
-          <w:bCs/>
-        </w:rPr>
-        <w:t>Unicast</w:t>
-      </w:r>
-      <w:proofErr w:type="spellEnd"/>
-      <w:r>
-        <w:rPr>
-          <w:b/>
-          <w:bCs/>
-        </w:rPr>
-        <w:t xml:space="preserve"> Deployment.mp4</w:t>
-      </w:r>
-    </w:p>
-    <w:p>
-      <w:pPr>
-        <w:rPr>
-          <w:b/>
-          <w:bCs/>
-        </w:rPr>
-      </w:pPr>
-      <w:r>
-        <w:rPr>
-          <w:b/>
-          <w:bCs/>
-        </w:rPr>
-        <w:t xml:space="preserve">Quick </w:t>
-      </w:r>
-      <w:proofErr w:type="spellStart"/>
-      <w:r>
-        <w:rPr>
-          <w:b/>
-          <w:bCs/>
-        </w:rPr>
-        <w:t>Deploy</w:t>
-      </w:r>
-      <w:proofErr w:type="spellEnd"/>
-      <w:r>
-        <w:rPr>
-          <w:b/>
-          <w:bCs/>
-        </w:rPr>
-        <w:t xml:space="preserve"> Image.mp4</w:t>
-      </w:r>
-    </w:p>
-    <w:p>
-      <w:pPr>
-        <w:rPr>
-          <w:b/>
-          <w:bCs/>
-        </w:rPr>
-      </w:pPr>
-      <w:proofErr w:type="spellStart"/>
-      <w:r>
-        <w:rPr>
-          <w:b/>
-          <w:bCs/>
-        </w:rPr>
-        <w:t>Deploying</w:t>
-      </w:r>
-      <w:proofErr w:type="spellEnd"/>
-      <w:r>
-        <w:rPr>
-          <w:b/>
-          <w:bCs/>
-        </w:rPr>
-        <w:t xml:space="preserve"> after full registration.mp4</w:t>
+      <w:r>
+        <w:rPr>
+          <w:b/>
+          <w:bCs/>
+        </w:rPr>
+        <w:t>Unicast Deployment.mp4</w:t>
+      </w:r>
+    </w:p>
+    <w:p>
+      <w:pPr>
+        <w:rPr>
+          <w:b/>
+          <w:bCs/>
+        </w:rPr>
+      </w:pPr>
+      <w:r>
+        <w:rPr>
+          <w:b/>
+          <w:bCs/>
+        </w:rPr>
+        <w:t>Quick Deploy Image.mp4</w:t>
+      </w:r>
+    </w:p>
+    <w:p>
+      <w:pPr>
+        <w:rPr>
+          <w:b/>
+          <w:bCs/>
+        </w:rPr>
+      </w:pPr>
+      <w:r>
+        <w:rPr>
+          <w:b/>
+          <w:bCs/>
+        </w:rPr>
+        <w:t>Deploying after full registration.mp4</w:t>
       </w:r>
     </w:p>
     <w:p>
@@ -562,13 +392,8 @@
       <w:pPr>
         <w:pStyle w:val="Ttulo4"/>
       </w:pPr>
-      <w:proofErr w:type="spellStart"/>
-      <w:r>
-        <w:t>Multicast</w:t>
-      </w:r>
-      <w:proofErr w:type="spellEnd"/>
-      <w:r>
-        <w:t>:</w:t>
+      <w:r>
+        <w:t>Multicast:</w:t>
       </w:r>
     </w:p>
     <w:p>
@@ -605,13 +430,8 @@
       <w:pPr>
         <w:pStyle w:val="Ttulo4"/>
       </w:pPr>
-      <w:proofErr w:type="spellStart"/>
-      <w:r>
-        <w:t>Multicast</w:t>
-      </w:r>
-      <w:proofErr w:type="spellEnd"/>
-      <w:r>
-        <w:t xml:space="preserve"> enrutado (entre subredes)</w:t>
+      <w:r>
+        <w:t>Multicast enrutado (entre subredes)</w:t>
       </w:r>
     </w:p>
     <w:tbl>
@@ -714,62 +534,20 @@
             <w:hideMark/>
           </w:tcPr>
           <w:p>
-            <w:proofErr w:type="spellStart"/>
-            <w:r>
-              <w:t>Multicast</w:t>
-            </w:r>
-            <w:proofErr w:type="spellEnd"/>
-            <w:r>
-              <w:t xml:space="preserve"> atravesando R1-ubuntu con </w:t>
-            </w:r>
-            <w:proofErr w:type="spellStart"/>
-            <w:r>
-              <w:t>smcroute</w:t>
-            </w:r>
-            <w:proofErr w:type="spellEnd"/>
-          </w:p>
-        </w:tc>
-        <w:tc>
-          <w:tcPr>
-            <w:tcW w:w="0" w:type="auto"/>
-            <w:vAlign w:val="center"/>
-            <w:hideMark/>
-          </w:tcPr>
-          <w:p>
-            <w:r>
-              <w:t>Ilustraciones 62-67 (</w:t>
-            </w:r>
-            <w:proofErr w:type="spellStart"/>
-            <w:r>
-              <w:t>ip</w:t>
-            </w:r>
-            <w:proofErr w:type="spellEnd"/>
-            <w:r>
-              <w:t xml:space="preserve"> </w:t>
-            </w:r>
-            <w:proofErr w:type="spellStart"/>
-            <w:r>
-              <w:t>mroute</w:t>
-            </w:r>
-            <w:proofErr w:type="spellEnd"/>
-            <w:r>
-              <w:t xml:space="preserve"> </w:t>
-            </w:r>
-            <w:proofErr w:type="gramStart"/>
-            <w:r>
-              <w:t>show</w:t>
-            </w:r>
-            <w:proofErr w:type="gramEnd"/>
-            <w:r>
-              <w:t xml:space="preserve">, </w:t>
-            </w:r>
-            <w:proofErr w:type="spellStart"/>
-            <w:r>
-              <w:t>tcpdump</w:t>
-            </w:r>
-            <w:proofErr w:type="spellEnd"/>
-            <w:r>
-              <w:t>)</w:t>
+            <w:r>
+              <w:t>Multicast atravesando R1-ubuntu con smcroute</w:t>
+            </w:r>
+          </w:p>
+        </w:tc>
+        <w:tc>
+          <w:tcPr>
+            <w:tcW w:w="0" w:type="auto"/>
+            <w:vAlign w:val="center"/>
+            <w:hideMark/>
+          </w:tcPr>
+          <w:p>
+            <w:r>
+              <w:t>Ilustraciones 62-67 (ip mroute show, tcpdump)</w:t>
             </w:r>
           </w:p>
         </w:tc>
@@ -803,57 +581,20 @@
             <w:hideMark/>
           </w:tcPr>
           <w:p>
-            <w:proofErr w:type="spellStart"/>
-            <w:r>
-              <w:t>Multicast</w:t>
-            </w:r>
-            <w:proofErr w:type="spellEnd"/>
-            <w:r>
-              <w:t xml:space="preserve"> atravesando </w:t>
-            </w:r>
-            <w:proofErr w:type="spellStart"/>
-            <w:r>
-              <w:t>Mikrotik</w:t>
-            </w:r>
-            <w:proofErr w:type="spellEnd"/>
-            <w:r>
-              <w:t xml:space="preserve"> con IGMP Proxy</w:t>
-            </w:r>
-          </w:p>
-        </w:tc>
-        <w:tc>
-          <w:tcPr>
-            <w:tcW w:w="0" w:type="auto"/>
-            <w:vAlign w:val="center"/>
-            <w:hideMark/>
-          </w:tcPr>
-          <w:p>
-            <w:r>
-              <w:t>Ilustraciones 76-80 (</w:t>
-            </w:r>
-            <w:proofErr w:type="spellStart"/>
-            <w:r>
-              <w:t>sniffer</w:t>
-            </w:r>
-            <w:proofErr w:type="spellEnd"/>
-            <w:r>
-              <w:t xml:space="preserve">, </w:t>
-            </w:r>
-            <w:proofErr w:type="spellStart"/>
-            <w:r>
-              <w:t>mfc</w:t>
-            </w:r>
-            <w:proofErr w:type="spellEnd"/>
-            <w:r>
-              <w:t xml:space="preserve"> </w:t>
-            </w:r>
-            <w:proofErr w:type="spellStart"/>
-            <w:r>
-              <w:t>print</w:t>
-            </w:r>
-            <w:proofErr w:type="spellEnd"/>
-            <w:r>
-              <w:t>)</w:t>
+            <w:r>
+              <w:t>Multicast atravesando Mikrotik con IGMP Proxy</w:t>
+            </w:r>
+          </w:p>
+        </w:tc>
+        <w:tc>
+          <w:tcPr>
+            <w:tcW w:w="0" w:type="auto"/>
+            <w:vAlign w:val="center"/>
+            <w:hideMark/>
+          </w:tcPr>
+          <w:p>
+            <w:r>
+              <w:t>Ilustraciones 76-80 (sniffer, mfc print)</w:t>
             </w:r>
           </w:p>
         </w:tc>
@@ -944,41 +685,15 @@
       <w:pPr>
         <w:pStyle w:val="Ttulo3"/>
       </w:pPr>
-      <w:proofErr w:type="spellStart"/>
       <w:r>
         <w:lastRenderedPageBreak/>
-        <w:t>WakeOnLAN</w:t>
-      </w:r>
-      <w:proofErr w:type="spellEnd"/>
-      <w:r>
-        <w:t>:</w:t>
-      </w:r>
-    </w:p>
-    <w:p>
-      <w:r>
-        <w:t xml:space="preserve">R1-ubuntu, </w:t>
-      </w:r>
-      <w:proofErr w:type="spellStart"/>
-      <w:r>
-        <w:t>Mikrotik</w:t>
-      </w:r>
-      <w:proofErr w:type="spellEnd"/>
-      <w:r>
-        <w:t xml:space="preserve"> y </w:t>
-      </w:r>
-      <w:proofErr w:type="spellStart"/>
-      <w:r>
-        <w:t>JumpBox</w:t>
-      </w:r>
-      <w:proofErr w:type="spellEnd"/>
-      <w:r>
-        <w:t xml:space="preserve">: instalar </w:t>
-      </w:r>
-      <w:proofErr w:type="spellStart"/>
-      <w:r>
-        <w:t>depicus</w:t>
-      </w:r>
-      <w:proofErr w:type="spellEnd"/>
+        <w:t>WakeOnLAN:</w:t>
+      </w:r>
+    </w:p>
+    <w:p>
+      <w:r>
+        <w:t>R1-ubuntu, Mikrotik y JumpBox: instalar depicus</w:t>
+      </w:r>
     </w:p>
     <w:p>
       <w:hyperlink r:id="rId6" w:history="1">
@@ -1017,75 +732,27 @@
           <w:b/>
           <w:bCs/>
         </w:rPr>
-        <w:t xml:space="preserve">FOG - </w:t>
-      </w:r>
-      <w:proofErr w:type="spellStart"/>
-      <w:r>
-        <w:rPr>
-          <w:b/>
-          <w:bCs/>
-        </w:rPr>
-        <w:t>Mikrotik</w:t>
-      </w:r>
-      <w:proofErr w:type="spellEnd"/>
-      <w:r>
-        <w:rPr>
-          <w:b/>
-          <w:bCs/>
-        </w:rPr>
-        <w:t xml:space="preserve"> WOL Propio.mp4</w:t>
-      </w:r>
-    </w:p>
-    <w:p>
-      <w:pPr>
-        <w:rPr>
-          <w:b/>
-          <w:bCs/>
-        </w:rPr>
-      </w:pPr>
-      <w:r>
-        <w:rPr>
-          <w:b/>
-          <w:bCs/>
-        </w:rPr>
-        <w:t xml:space="preserve">FOG - </w:t>
-      </w:r>
-      <w:proofErr w:type="spellStart"/>
-      <w:r>
-        <w:rPr>
-          <w:b/>
-          <w:bCs/>
-        </w:rPr>
-        <w:t>Mikrotik</w:t>
-      </w:r>
-      <w:proofErr w:type="spellEnd"/>
-      <w:r>
-        <w:rPr>
-          <w:b/>
-          <w:bCs/>
-        </w:rPr>
-        <w:t xml:space="preserve"> WOL Jump Box.mp4</w:t>
-      </w:r>
-    </w:p>
-    <w:p>
-      <w:r>
-        <w:t xml:space="preserve">Explicación de porque para </w:t>
-      </w:r>
-      <w:proofErr w:type="spellStart"/>
-      <w:r>
-        <w:t>Mikrotik</w:t>
-      </w:r>
-      <w:proofErr w:type="spellEnd"/>
-      <w:r>
-        <w:t xml:space="preserve"> debemos usar </w:t>
-      </w:r>
-      <w:proofErr w:type="spellStart"/>
-      <w:r>
-        <w:t>tcpdump</w:t>
-      </w:r>
-      <w:proofErr w:type="spellEnd"/>
-      <w:r>
-        <w:t xml:space="preserve"> en un contenedor:</w:t>
+        <w:t>FOG - Mikrotik WOL Propio.mp4</w:t>
+      </w:r>
+    </w:p>
+    <w:p>
+      <w:pPr>
+        <w:rPr>
+          <w:b/>
+          <w:bCs/>
+        </w:rPr>
+      </w:pPr>
+      <w:r>
+        <w:rPr>
+          <w:b/>
+          <w:bCs/>
+        </w:rPr>
+        <w:t>FOG - Mikrotik WOL Jump Box.mp4</w:t>
+      </w:r>
+    </w:p>
+    <w:p>
+      <w:r>
+        <w:t>Explicación de porque para Mikrotik debemos usar tcpdump en un contenedor:</w:t>
       </w:r>
     </w:p>
     <w:p>
@@ -1100,71 +767,7 @@
     </w:p>
     <w:p>
       <w:r>
-        <w:t xml:space="preserve">sudo </w:t>
-      </w:r>
-      <w:proofErr w:type="spellStart"/>
-      <w:r>
-        <w:t>tcpdump</w:t>
-      </w:r>
-      <w:proofErr w:type="spellEnd"/>
-      <w:r>
-        <w:t xml:space="preserve"> -i eth237 -n -</w:t>
-      </w:r>
-      <w:proofErr w:type="spellStart"/>
-      <w:r>
-        <w:t>vv</w:t>
-      </w:r>
-      <w:proofErr w:type="spellEnd"/>
-      <w:r>
-        <w:t xml:space="preserve"> -XX </w:t>
-      </w:r>
-      <w:proofErr w:type="spellStart"/>
-      <w:r>
-        <w:t>udp</w:t>
-      </w:r>
-      <w:proofErr w:type="spellEnd"/>
-      <w:r>
-        <w:t xml:space="preserve"> </w:t>
-      </w:r>
-      <w:proofErr w:type="spellStart"/>
-      <w:r>
-        <w:t>port</w:t>
-      </w:r>
-      <w:proofErr w:type="spellEnd"/>
-      <w:r>
-        <w:t xml:space="preserve"> 9 </w:t>
-      </w:r>
-      <w:proofErr w:type="spellStart"/>
-      <w:r>
-        <w:t>or</w:t>
-      </w:r>
-      <w:proofErr w:type="spellEnd"/>
-      <w:r>
-        <w:t xml:space="preserve"> </w:t>
-      </w:r>
-      <w:proofErr w:type="spellStart"/>
-      <w:r>
-        <w:t>port</w:t>
-      </w:r>
-      <w:proofErr w:type="spellEnd"/>
-      <w:r>
-        <w:t xml:space="preserve"> 7 </w:t>
-      </w:r>
-      <w:proofErr w:type="spellStart"/>
-      <w:r>
-        <w:t>or</w:t>
-      </w:r>
-      <w:proofErr w:type="spellEnd"/>
-      <w:r>
-        <w:t xml:space="preserve"> </w:t>
-      </w:r>
-      <w:proofErr w:type="spellStart"/>
-      <w:r>
-        <w:t>ether</w:t>
-      </w:r>
-      <w:proofErr w:type="spellEnd"/>
-      <w:r>
-        <w:t xml:space="preserve"> proto 0x0842</w:t>
+        <w:t>sudo tcpdump -i eth237 -n -vv -XX udp port 9 or port 7 or ether proto 0x0842</w:t>
       </w:r>
     </w:p>
     <w:p>
@@ -1273,35 +876,19 @@
           </w:tcPr>
           <w:p>
             <w:r>
-              <w:t>WOL desde FOG a otra subred usando R1-ubuntu (</w:t>
-            </w:r>
-            <w:proofErr w:type="spellStart"/>
-            <w:r>
-              <w:t>iptables</w:t>
-            </w:r>
-            <w:proofErr w:type="spellEnd"/>
-            <w:r>
-              <w:t xml:space="preserve"> TEE)</w:t>
-            </w:r>
-          </w:p>
-        </w:tc>
-        <w:tc>
-          <w:tcPr>
-            <w:tcW w:w="0" w:type="auto"/>
-            <w:vAlign w:val="center"/>
-            <w:hideMark/>
-          </w:tcPr>
-          <w:p>
-            <w:r>
-              <w:t>Ilustraciones 68-69 (</w:t>
-            </w:r>
-            <w:proofErr w:type="spellStart"/>
-            <w:r>
-              <w:t>tcpdump</w:t>
-            </w:r>
-            <w:proofErr w:type="spellEnd"/>
-            <w:r>
-              <w:t xml:space="preserve"> muestra paquetes cruzando)</w:t>
+              <w:t>WOL desde FOG a otra subred usando R1-ubuntu (iptables TEE)</w:t>
+            </w:r>
+          </w:p>
+        </w:tc>
+        <w:tc>
+          <w:tcPr>
+            <w:tcW w:w="0" w:type="auto"/>
+            <w:vAlign w:val="center"/>
+            <w:hideMark/>
+          </w:tcPr>
+          <w:p>
+            <w:r>
+              <w:t>Ilustraciones 68-69 (tcpdump muestra paquetes cruzando)</w:t>
             </w:r>
           </w:p>
         </w:tc>
@@ -1336,15 +923,7 @@
           </w:tcPr>
           <w:p>
             <w:r>
-              <w:t xml:space="preserve">WOL usando </w:t>
-            </w:r>
-            <w:proofErr w:type="spellStart"/>
-            <w:r>
-              <w:t>Mikrotik</w:t>
-            </w:r>
-            <w:proofErr w:type="spellEnd"/>
-            <w:r>
-              <w:t xml:space="preserve"> como agente (script fog-wakeup-mikrotik.sh)</w:t>
+              <w:t>WOL usando Mikrotik como agente (script fog-wakeup-mikrotik.sh)</w:t>
             </w:r>
           </w:p>
         </w:tc>
@@ -1391,15 +970,7 @@
           </w:tcPr>
           <w:p>
             <w:r>
-              <w:t>WOL mediante Jump Box Linux (</w:t>
-            </w:r>
-            <w:proofErr w:type="spellStart"/>
-            <w:r>
-              <w:t>etherwake</w:t>
-            </w:r>
-            <w:proofErr w:type="spellEnd"/>
-            <w:r>
-              <w:t>)</w:t>
+              <w:t>WOL mediante Jump Box Linux (etherwake)</w:t>
             </w:r>
           </w:p>
         </w:tc>
@@ -1438,16 +1009,9 @@
     <w:p/>
     <w:p>
       <w:pPr>
-        <w:rPr>
-          <w:b/>
-          <w:bCs/>
-        </w:rPr>
-      </w:pPr>
-      <w:r>
-        <w:rPr>
-          <w:b/>
-          <w:bCs/>
-        </w:rPr>
+        <w:pStyle w:val="Ttulo3"/>
+      </w:pPr>
+      <w:r>
         <w:t>C. Pruebas de seguridad (más allá de UFW y SSH)</w:t>
       </w:r>
     </w:p>
@@ -1603,15 +1167,7 @@
           </w:tcPr>
           <w:p>
             <w:r>
-              <w:t xml:space="preserve">Desde otra máquina de la red (no FOG) usar </w:t>
-            </w:r>
-            <w:proofErr w:type="spellStart"/>
-            <w:r>
-              <w:t>nmap</w:t>
-            </w:r>
-            <w:proofErr w:type="spellEnd"/>
-            <w:r>
-              <w:t xml:space="preserve"> -p- 10.2.7.5</w:t>
+              <w:t>Desde otra máquina de la red (no FOG) usar nmap -p- 10.2.7.5</w:t>
             </w:r>
           </w:p>
         </w:tc>
@@ -1669,15 +1225,7 @@
           </w:tcPr>
           <w:p>
             <w:r>
-              <w:t xml:space="preserve">Intentar </w:t>
-            </w:r>
-            <w:proofErr w:type="spellStart"/>
-            <w:r>
-              <w:t>ssh</w:t>
-            </w:r>
-            <w:proofErr w:type="spellEnd"/>
-            <w:r>
-              <w:t xml:space="preserve"> cristobal@10.2.7.5 sin tener la llave privada</w:t>
+              <w:t>Intentar ssh cristobal@10.2.7.5 sin tener la llave privada</w:t>
             </w:r>
           </w:p>
         </w:tc>
@@ -1733,41 +1281,20 @@
             <w:hideMark/>
           </w:tcPr>
           <w:p>
-            <w:proofErr w:type="spellStart"/>
-            <w:r>
-              <w:t>mysql</w:t>
-            </w:r>
-            <w:proofErr w:type="spellEnd"/>
-            <w:r>
-              <w:t xml:space="preserve"> -u </w:t>
-            </w:r>
-            <w:proofErr w:type="spellStart"/>
-            <w:r>
-              <w:t>fogreader</w:t>
-            </w:r>
-            <w:proofErr w:type="spellEnd"/>
-            <w:r>
-              <w:t xml:space="preserve"> -h 10.2.7.5 -p desde otra máquina</w:t>
-            </w:r>
-          </w:p>
-        </w:tc>
-        <w:tc>
-          <w:tcPr>
-            <w:tcW w:w="0" w:type="auto"/>
-            <w:vAlign w:val="center"/>
-            <w:hideMark/>
-          </w:tcPr>
-          <w:p>
-            <w:r>
-              <w:t>Debe fallar (</w:t>
-            </w:r>
-            <w:proofErr w:type="spellStart"/>
-            <w:r>
-              <w:t>MariaDB</w:t>
-            </w:r>
-            <w:proofErr w:type="spellEnd"/>
-            <w:r>
-              <w:t xml:space="preserve"> solo escucha en localhost).</w:t>
+            <w:r>
+              <w:t>mysql -u fogreader -h 10.2.7.5 -p desde otra máquina</w:t>
+            </w:r>
+          </w:p>
+        </w:tc>
+        <w:tc>
+          <w:tcPr>
+            <w:tcW w:w="0" w:type="auto"/>
+            <w:vAlign w:val="center"/>
+            <w:hideMark/>
+          </w:tcPr>
+          <w:p>
+            <w:r>
+              <w:t>Debe fallar (MariaDB solo escucha en localhost).</w:t>
             </w:r>
           </w:p>
         </w:tc>
@@ -1816,23 +1343,7 @@
           <w:b/>
           <w:bCs/>
         </w:rPr>
-        <w:t xml:space="preserve">FOG - Intento acceso externo a </w:t>
-      </w:r>
-      <w:proofErr w:type="spellStart"/>
-      <w:r>
-        <w:rPr>
-          <w:b/>
-          <w:bCs/>
-        </w:rPr>
-        <w:t>MariaDB</w:t>
-      </w:r>
-      <w:proofErr w:type="spellEnd"/>
-      <w:r>
-        <w:rPr>
-          <w:b/>
-          <w:bCs/>
-        </w:rPr>
-        <w:t xml:space="preserve"> - 02.jpg</w:t>
+        <w:t>FOG - Intento acceso externo a MariaDB - 02.jpg</w:t>
       </w:r>
     </w:p>
     <w:p>
@@ -1845,108 +1356,16 @@
         </w:sectPr>
       </w:pPr>
       <w:r>
-        <w:t xml:space="preserve">p-09: Usamos “sudo </w:t>
-      </w:r>
-      <w:proofErr w:type="spellStart"/>
-      <w:r>
-        <w:t>tcpdump</w:t>
-      </w:r>
-      <w:proofErr w:type="spellEnd"/>
-      <w:r>
-        <w:t xml:space="preserve"> -i </w:t>
-      </w:r>
-      <w:proofErr w:type="spellStart"/>
-      <w:r>
-        <w:t>any</w:t>
-      </w:r>
-      <w:proofErr w:type="spellEnd"/>
-      <w:r>
-        <w:t xml:space="preserve"> </w:t>
-      </w:r>
-      <w:proofErr w:type="spellStart"/>
-      <w:r>
-        <w:t>port</w:t>
-      </w:r>
-      <w:proofErr w:type="spellEnd"/>
-      <w:r>
-        <w:t xml:space="preserve"> 3306 -</w:t>
-      </w:r>
-      <w:proofErr w:type="spellStart"/>
-      <w:r>
-        <w:t>nn</w:t>
-      </w:r>
-      <w:proofErr w:type="spellEnd"/>
-      <w:r>
-        <w:t xml:space="preserve">” desde FOG </w:t>
-      </w:r>
-      <w:proofErr w:type="gramStart"/>
-      <w:r>
-        <w:t xml:space="preserve">y  </w:t>
-      </w:r>
-      <w:proofErr w:type="spellStart"/>
-      <w:r>
-        <w:t>mysql</w:t>
-      </w:r>
-      <w:proofErr w:type="spellEnd"/>
-      <w:proofErr w:type="gramEnd"/>
-      <w:r>
-        <w:t xml:space="preserve"> -u </w:t>
-      </w:r>
-      <w:proofErr w:type="spellStart"/>
-      <w:r>
-        <w:t>fogreader</w:t>
-      </w:r>
-      <w:proofErr w:type="spellEnd"/>
-      <w:r>
-        <w:t xml:space="preserve"> -h 10.2.7.5 -p desde otro equipo.</w:t>
-      </w:r>
-    </w:p>
-    <w:p>
-      <w:pPr>
-        <w:rPr>
-          <w:b/>
-          <w:bCs/>
-        </w:rPr>
-      </w:pPr>
-      <w:r>
-        <w:rPr>
-          <w:b/>
-          <w:bCs/>
-        </w:rPr>
+        <w:t>p-09: Usamos “sudo tcpdump -i any port 3306 -nn” desde FOG y  mysql -u fogreader -h 10.2.7.5 -p desde otro equipo.</w:t>
+      </w:r>
+    </w:p>
+    <w:p>
+      <w:pPr>
+        <w:pStyle w:val="Ttulo3"/>
+      </w:pPr>
+      <w:r>
         <w:lastRenderedPageBreak/>
-        <w:t xml:space="preserve">D. Pruebas de automatización </w:t>
-      </w:r>
-      <w:proofErr w:type="spellStart"/>
-      <w:r>
-        <w:rPr>
-          <w:b/>
-          <w:bCs/>
-        </w:rPr>
-        <w:t>post-despliegue</w:t>
-      </w:r>
-      <w:proofErr w:type="spellEnd"/>
-      <w:r>
-        <w:rPr>
-          <w:b/>
-          <w:bCs/>
-        </w:rPr>
-        <w:t xml:space="preserve"> (scripts y </w:t>
-      </w:r>
-      <w:proofErr w:type="spellStart"/>
-      <w:r>
-        <w:rPr>
-          <w:b/>
-          <w:bCs/>
-        </w:rPr>
-        <w:t>snapins</w:t>
-      </w:r>
-      <w:proofErr w:type="spellEnd"/>
-      <w:r>
-        <w:rPr>
-          <w:b/>
-          <w:bCs/>
-        </w:rPr>
-        <w:t>)</w:t>
+        <w:t>D. Pruebas de automatización post-despliegue (scripts y snapins)</w:t>
       </w:r>
     </w:p>
     <w:tbl>
@@ -2113,15 +1532,7 @@
           </w:tcPr>
           <w:p>
             <w:r>
-              <w:t>El archivo existe y contiene el nombre de host dinámico (&lt;</w:t>
-            </w:r>
-            <w:proofErr w:type="spellStart"/>
-            <w:r>
-              <w:t>ComputerName</w:t>
-            </w:r>
-            <w:proofErr w:type="spellEnd"/>
-            <w:r>
-              <w:t>&gt; cambiado)</w:t>
+              <w:t>El archivo existe y contiene el nombre de host dinámico (&lt;ComputerName&gt; cambiado)</w:t>
             </w:r>
           </w:p>
         </w:tc>
@@ -2154,13 +1565,8 @@
           </w:tcPr>
           <w:p>
             <w:r>
-              <w:t xml:space="preserve">Comprobación de </w:t>
-            </w:r>
-            <w:proofErr w:type="spellStart"/>
-            <w:r>
-              <w:t>FirstLogonCommands</w:t>
-            </w:r>
-            <w:proofErr w:type="spellEnd"/>
+              <w:t>Comprobación de FirstLogonCommands</w:t>
+            </w:r>
           </w:p>
         </w:tc>
         <w:tc>
@@ -2182,21 +1588,8 @@
             <w:hideMark/>
           </w:tcPr>
           <w:p>
-            <w:proofErr w:type="spellStart"/>
-            <w:r>
-              <w:t>Get</w:t>
-            </w:r>
-            <w:proofErr w:type="spellEnd"/>
-            <w:r>
-              <w:t xml:space="preserve">-Service </w:t>
-            </w:r>
-            <w:proofErr w:type="spellStart"/>
-            <w:r>
-              <w:t>FOGService</w:t>
-            </w:r>
-            <w:proofErr w:type="spellEnd"/>
-            <w:r>
-              <w:t xml:space="preserve"> debe mostrar "Running"</w:t>
+            <w:r>
+              <w:t>Get-Service FOGService debe mostrar "Running"</w:t>
             </w:r>
           </w:p>
         </w:tc>
@@ -2229,35 +1622,19 @@
           </w:tcPr>
           <w:p>
             <w:r>
-              <w:t xml:space="preserve">Ejecución de un </w:t>
-            </w:r>
-            <w:proofErr w:type="spellStart"/>
-            <w:r>
-              <w:t>Snapin</w:t>
-            </w:r>
-            <w:proofErr w:type="spellEnd"/>
-            <w:r>
-              <w:t xml:space="preserve"> manual (no durante despliegue)</w:t>
-            </w:r>
-          </w:p>
-        </w:tc>
-        <w:tc>
-          <w:tcPr>
-            <w:tcW w:w="0" w:type="auto"/>
-            <w:vAlign w:val="center"/>
-            <w:hideMark/>
-          </w:tcPr>
-          <w:p>
-            <w:r>
-              <w:t xml:space="preserve">Asignar un </w:t>
-            </w:r>
-            <w:proofErr w:type="spellStart"/>
-            <w:r>
-              <w:t>Snapin</w:t>
-            </w:r>
-            <w:proofErr w:type="spellEnd"/>
-            <w:r>
-              <w:t xml:space="preserve"> (ej. Notepad++) a un host ya existente, lanzar tarea desde web</w:t>
+              <w:t>Ejecución de un Snapin manual (no durante despliegue)</w:t>
+            </w:r>
+          </w:p>
+        </w:tc>
+        <w:tc>
+          <w:tcPr>
+            <w:tcW w:w="0" w:type="auto"/>
+            <w:vAlign w:val="center"/>
+            <w:hideMark/>
+          </w:tcPr>
+          <w:p>
+            <w:r>
+              <w:t>Asignar un Snapin (ej. Notepad++) a un host ya existente, lanzar tarea desde web</w:t>
             </w:r>
           </w:p>
         </w:tc>
@@ -2276,8 +1653,85 @@
       </w:tr>
     </w:tbl>
     <w:p/>
+    <w:p>
+      <w:pPr>
+        <w:rPr>
+          <w:b/>
+          <w:bCs/>
+        </w:rPr>
+      </w:pPr>
+      <w:r>
+        <w:rPr>
+          <w:b/>
+          <w:bCs/>
+        </w:rPr>
+        <w:t>FOG Client - Cambiar hostname.mp4</w:t>
+      </w:r>
+    </w:p>
+    <w:p>
+      <w:pPr>
+        <w:rPr>
+          <w:b/>
+          <w:bCs/>
+        </w:rPr>
+      </w:pPr>
+      <w:r>
+        <w:rPr>
+          <w:b/>
+          <w:bCs/>
+        </w:rPr>
+        <w:t>Snapins.mp4 (Instalación de Notepad ++)</w:t>
+      </w:r>
+    </w:p>
+    <w:p>
+      <w:r>
+        <w:t>In</w:t>
+      </w:r>
+    </w:p>
     <w:p/>
     <w:p>
+      <w:r>
+        <w:t>Prueba Final</w:t>
+      </w:r>
+      <w:r>
+        <w:t xml:space="preserve"> (previa)</w:t>
+      </w:r>
+      <w:r>
+        <w:t>:</w:t>
+      </w:r>
+    </w:p>
+    <w:p>
+      <w:r>
+        <w:t>Despliegue Multicast:</w:t>
+      </w:r>
+    </w:p>
+    <w:p>
+      <w:r>
+        <w:t xml:space="preserve">unattend.xml </w:t>
+      </w:r>
+      <w:r>
+        <w:sym w:font="Wingdings" w:char="F0E0"/>
+      </w:r>
+      <w:r>
+        <w:t xml:space="preserve"> Usuarios más pasarse OOBE</w:t>
+      </w:r>
+    </w:p>
+    <w:p>
+      <w:r>
+        <w:t xml:space="preserve">Snapin Chocolatey (Asociado al host para que se instale durante el despliegue) + Snapin de VLC, Notepad ++ </w:t>
+      </w:r>
+      <w:r>
+        <w:t>y 7zip</w:t>
+      </w:r>
+      <w:r>
+        <w:t>.</w:t>
+      </w:r>
+    </w:p>
+    <w:p/>
+    <w:p>
+      <w:pPr>
+        <w:pStyle w:val="Ttulo2"/>
+      </w:pPr>
       <w:r>
         <w:t>5.2</w:t>
       </w:r>
@@ -2288,6 +1742,9 @@
     </w:p>
     <w:p/>
     <w:p>
+      <w:pPr>
+        <w:pStyle w:val="Ttulo2"/>
+      </w:pPr>
       <w:r>
         <w:t>5.3</w:t>
       </w:r>
@@ -2296,6 +1753,443 @@
         <w:t>Resultados Obtenidos</w:t>
       </w:r>
     </w:p>
+    <w:p/>
+    <w:p>
+      <w:r>
+        <w:lastRenderedPageBreak/>
+        <w:t>Hacer un plan de pruebas con este estilo:</w:t>
+      </w:r>
+    </w:p>
+    <w:p>
+      <w:r>
+        <w:t>Ejemplo de redacción para la memoria:</w:t>
+      </w:r>
+    </w:p>
+    <w:p>
+      <w:pPr>
+        <w:rPr>
+          <w:i/>
+          <w:iCs/>
+        </w:rPr>
+      </w:pPr>
+      <w:r>
+        <w:rPr>
+          <w:i/>
+          <w:iCs/>
+        </w:rPr>
+        <w:t>La fase de pruebas se ha organizado en cinco bloques: conectividad, servicios, seguridad, recuperación y validación de usuario. Cada bloque incluye casos de prueba identificados mediante un código único, con precondiciones, pasos de ejecución, resultado esperado, resultado obtenido y evidencia asociada en anexos. Las pruebas se han ejecutado desde equipos cliente y servidores definidos en el esquema de red del proyecto, utilizando herramientas como ping, traceroute, nslookup, dig, curl, nmap, systemctl, journalctl y revisión de logs de servicio.</w:t>
+      </w:r>
+    </w:p>
+    <w:p/>
+    <w:p>
+      <w:r>
+        <w:t>e indicar todas las pruebas con este estilo????</w:t>
+      </w:r>
+    </w:p>
+    <w:tbl>
+      <w:tblPr>
+        <w:tblW w:w="0" w:type="auto"/>
+        <w:tblCellSpacing w:w="15" w:type="dxa"/>
+        <w:tblCellMar>
+          <w:top w:w="15" w:type="dxa"/>
+          <w:left w:w="15" w:type="dxa"/>
+          <w:bottom w:w="15" w:type="dxa"/>
+          <w:right w:w="15" w:type="dxa"/>
+        </w:tblCellMar>
+        <w:tblLook w:val="04A0" w:firstRow="1" w:lastRow="0" w:firstColumn="1" w:lastColumn="0" w:noHBand="0" w:noVBand="1"/>
+      </w:tblPr>
+      <w:tblGrid>
+        <w:gridCol w:w="1137"/>
+        <w:gridCol w:w="1441"/>
+        <w:gridCol w:w="3567"/>
+        <w:gridCol w:w="3215"/>
+      </w:tblGrid>
+      <w:tr>
+        <w:trPr>
+          <w:tblHeader/>
+          <w:tblCellSpacing w:w="15" w:type="dxa"/>
+        </w:trPr>
+        <w:tc>
+          <w:tcPr>
+            <w:tcW w:w="0" w:type="auto"/>
+            <w:vAlign w:val="center"/>
+            <w:hideMark/>
+          </w:tcPr>
+          <w:p>
+            <w:pPr>
+              <w:rPr>
+                <w:b/>
+                <w:bCs/>
+              </w:rPr>
+            </w:pPr>
+            <w:r>
+              <w:rPr>
+                <w:b/>
+                <w:bCs/>
+              </w:rPr>
+              <w:t>Código</w:t>
+            </w:r>
+          </w:p>
+        </w:tc>
+        <w:tc>
+          <w:tcPr>
+            <w:tcW w:w="0" w:type="auto"/>
+            <w:vAlign w:val="center"/>
+            <w:hideMark/>
+          </w:tcPr>
+          <w:p>
+            <w:pPr>
+              <w:rPr>
+                <w:b/>
+                <w:bCs/>
+              </w:rPr>
+            </w:pPr>
+            <w:r>
+              <w:rPr>
+                <w:b/>
+                <w:bCs/>
+              </w:rPr>
+              <w:t>Bloque</w:t>
+            </w:r>
+          </w:p>
+        </w:tc>
+        <w:tc>
+          <w:tcPr>
+            <w:tcW w:w="0" w:type="auto"/>
+            <w:vAlign w:val="center"/>
+            <w:hideMark/>
+          </w:tcPr>
+          <w:p>
+            <w:pPr>
+              <w:rPr>
+                <w:b/>
+                <w:bCs/>
+              </w:rPr>
+            </w:pPr>
+            <w:r>
+              <w:rPr>
+                <w:b/>
+                <w:bCs/>
+              </w:rPr>
+              <w:t>Objetivo</w:t>
+            </w:r>
+          </w:p>
+        </w:tc>
+        <w:tc>
+          <w:tcPr>
+            <w:tcW w:w="0" w:type="auto"/>
+            <w:vAlign w:val="center"/>
+            <w:hideMark/>
+          </w:tcPr>
+          <w:p>
+            <w:pPr>
+              <w:rPr>
+                <w:b/>
+                <w:bCs/>
+              </w:rPr>
+            </w:pPr>
+            <w:r>
+              <w:rPr>
+                <w:b/>
+                <w:bCs/>
+              </w:rPr>
+              <w:t>Evidencia principal</w:t>
+            </w:r>
+          </w:p>
+        </w:tc>
+      </w:tr>
+      <w:tr>
+        <w:trPr>
+          <w:tblCellSpacing w:w="15" w:type="dxa"/>
+        </w:trPr>
+        <w:tc>
+          <w:tcPr>
+            <w:tcW w:w="0" w:type="auto"/>
+            <w:vAlign w:val="center"/>
+            <w:hideMark/>
+          </w:tcPr>
+          <w:p>
+            <w:r>
+              <w:t>PR-RED-001</w:t>
+            </w:r>
+          </w:p>
+        </w:tc>
+        <w:tc>
+          <w:tcPr>
+            <w:tcW w:w="0" w:type="auto"/>
+            <w:vAlign w:val="center"/>
+            <w:hideMark/>
+          </w:tcPr>
+          <w:p>
+            <w:r>
+              <w:t>Conectividad</w:t>
+            </w:r>
+          </w:p>
+        </w:tc>
+        <w:tc>
+          <w:tcPr>
+            <w:tcW w:w="0" w:type="auto"/>
+            <w:vAlign w:val="center"/>
+            <w:hideMark/>
+          </w:tcPr>
+          <w:p>
+            <w:r>
+              <w:t>Comprobar comunicación entre cliente y gateway.</w:t>
+            </w:r>
+          </w:p>
+        </w:tc>
+        <w:tc>
+          <w:tcPr>
+            <w:tcW w:w="0" w:type="auto"/>
+            <w:vAlign w:val="center"/>
+            <w:hideMark/>
+          </w:tcPr>
+          <w:p>
+            <w:r>
+              <w:t>Ping, ip route y captura de configuración IP.</w:t>
+            </w:r>
+          </w:p>
+        </w:tc>
+      </w:tr>
+      <w:tr>
+        <w:trPr>
+          <w:tblCellSpacing w:w="15" w:type="dxa"/>
+        </w:trPr>
+        <w:tc>
+          <w:tcPr>
+            <w:tcW w:w="0" w:type="auto"/>
+            <w:vAlign w:val="center"/>
+            <w:hideMark/>
+          </w:tcPr>
+          <w:p>
+            <w:r>
+              <w:t>PR-DNS-001</w:t>
+            </w:r>
+          </w:p>
+        </w:tc>
+        <w:tc>
+          <w:tcPr>
+            <w:tcW w:w="0" w:type="auto"/>
+            <w:vAlign w:val="center"/>
+            <w:hideMark/>
+          </w:tcPr>
+          <w:p>
+            <w:r>
+              <w:t>DNS</w:t>
+            </w:r>
+          </w:p>
+        </w:tc>
+        <w:tc>
+          <w:tcPr>
+            <w:tcW w:w="0" w:type="auto"/>
+            <w:vAlign w:val="center"/>
+            <w:hideMark/>
+          </w:tcPr>
+          <w:p>
+            <w:r>
+              <w:t>Validar resolución de dominio interno.</w:t>
+            </w:r>
+          </w:p>
+        </w:tc>
+        <w:tc>
+          <w:tcPr>
+            <w:tcW w:w="0" w:type="auto"/>
+            <w:vAlign w:val="center"/>
+            <w:hideMark/>
+          </w:tcPr>
+          <w:p>
+            <w:r>
+              <w:t>nslookup/dig y archivo de zona.</w:t>
+            </w:r>
+          </w:p>
+        </w:tc>
+      </w:tr>
+      <w:tr>
+        <w:trPr>
+          <w:tblCellSpacing w:w="15" w:type="dxa"/>
+        </w:trPr>
+        <w:tc>
+          <w:tcPr>
+            <w:tcW w:w="0" w:type="auto"/>
+            <w:vAlign w:val="center"/>
+            <w:hideMark/>
+          </w:tcPr>
+          <w:p>
+            <w:r>
+              <w:t>PR-SEC-001</w:t>
+            </w:r>
+          </w:p>
+        </w:tc>
+        <w:tc>
+          <w:tcPr>
+            <w:tcW w:w="0" w:type="auto"/>
+            <w:vAlign w:val="center"/>
+            <w:hideMark/>
+          </w:tcPr>
+          <w:p>
+            <w:r>
+              <w:t>Seguridad</w:t>
+            </w:r>
+          </w:p>
+        </w:tc>
+        <w:tc>
+          <w:tcPr>
+            <w:tcW w:w="0" w:type="auto"/>
+            <w:vAlign w:val="center"/>
+            <w:hideMark/>
+          </w:tcPr>
+          <w:p>
+            <w:r>
+              <w:t>Demostrar bloqueo de acceso SSH no autorizado.</w:t>
+            </w:r>
+          </w:p>
+        </w:tc>
+        <w:tc>
+          <w:tcPr>
+            <w:tcW w:w="0" w:type="auto"/>
+            <w:vAlign w:val="center"/>
+            <w:hideMark/>
+          </w:tcPr>
+          <w:p>
+            <w:r>
+              <w:t>Nmap, intento SSH y logs de firewall.</w:t>
+            </w:r>
+          </w:p>
+        </w:tc>
+      </w:tr>
+      <w:tr>
+        <w:trPr>
+          <w:tblCellSpacing w:w="15" w:type="dxa"/>
+        </w:trPr>
+        <w:tc>
+          <w:tcPr>
+            <w:tcW w:w="0" w:type="auto"/>
+            <w:vAlign w:val="center"/>
+            <w:hideMark/>
+          </w:tcPr>
+          <w:p>
+            <w:r>
+              <w:t>PR-BCK-001</w:t>
+            </w:r>
+          </w:p>
+        </w:tc>
+        <w:tc>
+          <w:tcPr>
+            <w:tcW w:w="0" w:type="auto"/>
+            <w:vAlign w:val="center"/>
+            <w:hideMark/>
+          </w:tcPr>
+          <w:p>
+            <w:r>
+              <w:t>Backup</w:t>
+            </w:r>
+          </w:p>
+        </w:tc>
+        <w:tc>
+          <w:tcPr>
+            <w:tcW w:w="0" w:type="auto"/>
+            <w:vAlign w:val="center"/>
+            <w:hideMark/>
+          </w:tcPr>
+          <w:p>
+            <w:r>
+              <w:t>Comprobar restauración de datos tras borrado.</w:t>
+            </w:r>
+          </w:p>
+        </w:tc>
+        <w:tc>
+          <w:tcPr>
+            <w:tcW w:w="0" w:type="auto"/>
+            <w:vAlign w:val="center"/>
+            <w:hideMark/>
+          </w:tcPr>
+          <w:p>
+            <w:r>
+              <w:t>Captura antes/después, log y vídeo breve.</w:t>
+            </w:r>
+          </w:p>
+        </w:tc>
+      </w:tr>
+    </w:tbl>
+    <w:p/>
+    <w:p>
+      <w:r>
+        <w:t>En los pie de imagen:</w:t>
+      </w:r>
+    </w:p>
+    <w:p>
+      <w:r>
+        <w:t>Ejemplo de pie de figura correcto:</w:t>
+      </w:r>
+    </w:p>
+    <w:p>
+      <w:r>
+        <w:t>Figura 14. Prueba PR-DNS-001 ejecutada desde el cliente Ubuntu. Se comprueba mediante nslookup que el dominio interno proyecto.local resuelve hacia la IP 192.168.10.20, correspondiente al servidor web definido en la zona DNS interna.</w:t>
+      </w:r>
+    </w:p>
+    <w:p/>
+    <w:p>
+      <w:pPr>
+        <w:rPr>
+          <w:b/>
+          <w:bCs/>
+        </w:rPr>
+      </w:pPr>
+      <w:r>
+        <w:rPr>
+          <w:b/>
+          <w:bCs/>
+        </w:rPr>
+        <w:t>documentar errores</w:t>
+      </w:r>
+    </w:p>
+    <w:p>
+      <w:r>
+        <w:t>Ejemplo de redacción:</w:t>
+      </w:r>
+    </w:p>
+    <w:p>
+      <w:r>
+        <w:lastRenderedPageBreak/>
+        <w:t>Durante la prueba PR-WEB-002 se detectó que el servicio web no respondía desde la red de clientes. El diagnóstico inicial descartó un fallo de Apache, ya que el servicio aparecía activo mediante systemctl. Posteriormente se comprobó con nmap que el puerto 80 no era accesible desde la VLAN de usuarios. La causa fue una regla de firewall incompleta que permitía tráfico HTTP únicamente desde la red de administración. Se añadió una regla específica para la VLAN de clientes y se repitió la prueba, obteniendo acceso correcto a la página principal. La evidencia completa se recoge en el Anexo IV.3.</w:t>
+      </w:r>
+    </w:p>
+    <w:p/>
+    <w:p/>
+    <w:p>
+      <w:pPr>
+        <w:rPr>
+          <w:b/>
+          <w:bCs/>
+        </w:rPr>
+      </w:pPr>
+      <w:r>
+        <w:rPr>
+          <w:b/>
+          <w:bCs/>
+        </w:rPr>
+        <w:t>Cómo referenciar un vídeo</w:t>
+      </w:r>
+    </w:p>
+    <w:p>
+      <w:r>
+        <w:t>Ejemplo: “Vídeo 3. Prueba PR-BCK-002: restauración de copia de seguridad tras borrado accidental de datos. Accesible mediante QR en el Anexo V”.</w:t>
+      </w:r>
+    </w:p>
+    <w:p>
+      <w:r>
+        <w:t>Voz o subtítulos. Explica qué se está validando.</w:t>
+      </w:r>
+    </w:p>
+    <w:p/>
+    <w:p/>
+    <w:p>
+      <w:r>
+        <w:t>Usa el estilo de plantilla 1</w:t>
+      </w:r>
+    </w:p>
+    <w:p/>
+    <w:p/>
     <w:p/>
     <w:sectPr>
       <w:pgSz w:w="12240" w:h="15840"/>
@@ -3494,7 +3388,6 @@
   <w:style w:type="character" w:default="1" w:styleId="Fuentedeprrafopredeter">
     <w:name w:val="Default Paragraph Font"/>
     <w:uiPriority w:val="1"/>
-    <w:semiHidden/>
     <w:unhideWhenUsed/>
   </w:style>
   <w:style w:type="table" w:default="1" w:styleId="Tablanormal">
